--- a/templates/plananual/EPT AGROPECUARIA 1° A 5°/1° PCA 2025 - EPT AGROPECUARIA.docx
+++ b/templates/plananual/EPT AGROPECUARIA 1° A 5°/1° PCA 2025 - EPT AGROPECUARIA.docx
@@ -7576,6 +7576,7 @@
                 <w:szCs w:val="20"/>
               </w:rPr>
             </w:pPr>
+            <w:bookmarkStart w:id="3" w:name="_Hlk227075175"/>
             <w:r>
               <w:rPr>
                 <w:rFonts w:ascii="Arial Nova Cond" w:hAnsi="Arial Nova Cond" w:cs="Times New Roman"/>
@@ -7852,7 +7853,6 @@
           <w:tcPr>
             <w:tcW w:w="875" w:type="dxa"/>
             <w:vMerge w:val="restart"/>
-            <w:shd w:val="clear" w:color="auto" w:fill="auto"/>
             <w:vAlign w:val="center"/>
           </w:tcPr>
           <w:p>
@@ -7963,7 +7963,6 @@
         <w:tc>
           <w:tcPr>
             <w:tcW w:w="6169" w:type="dxa"/>
-            <w:shd w:val="clear" w:color="auto" w:fill="auto"/>
             <w:vAlign w:val="center"/>
           </w:tcPr>
           <w:p>
@@ -7998,7 +7997,6 @@
         <w:tc>
           <w:tcPr>
             <w:tcW w:w="2015" w:type="dxa"/>
-            <w:shd w:val="clear" w:color="auto" w:fill="auto"/>
             <w:vAlign w:val="center"/>
           </w:tcPr>
           <w:p>
@@ -8037,7 +8035,7 @@
               <w:autoSpaceDE w:val="0"/>
               <w:autoSpaceDN w:val="0"/>
               <w:adjustRightInd w:val="0"/>
-              <w:jc w:val="center"/>
+              <w:jc w:val="both"/>
               <w:rPr>
                 <w:rFonts w:ascii="Arial Nova Cond" w:hAnsi="Arial Nova Cond" w:cs="Arial"/>
                 <w:color w:val="000000"/>
@@ -8061,7 +8059,6 @@
         <w:tc>
           <w:tcPr>
             <w:tcW w:w="1337" w:type="dxa"/>
-            <w:shd w:val="clear" w:color="auto" w:fill="auto"/>
             <w:vAlign w:val="center"/>
           </w:tcPr>
           <w:p>
@@ -8100,7 +8097,6 @@
           <w:tcPr>
             <w:tcW w:w="875" w:type="dxa"/>
             <w:vMerge/>
-            <w:shd w:val="clear" w:color="auto" w:fill="auto"/>
             <w:vAlign w:val="center"/>
           </w:tcPr>
           <w:p>
@@ -8192,7 +8188,6 @@
         <w:tc>
           <w:tcPr>
             <w:tcW w:w="6169" w:type="dxa"/>
-            <w:shd w:val="clear" w:color="auto" w:fill="auto"/>
             <w:vAlign w:val="center"/>
           </w:tcPr>
           <w:p>
@@ -8227,7 +8222,6 @@
         <w:tc>
           <w:tcPr>
             <w:tcW w:w="2015" w:type="dxa"/>
-            <w:shd w:val="clear" w:color="auto" w:fill="auto"/>
             <w:vAlign w:val="center"/>
           </w:tcPr>
           <w:p>
@@ -8266,7 +8260,7 @@
               <w:autoSpaceDE w:val="0"/>
               <w:autoSpaceDN w:val="0"/>
               <w:adjustRightInd w:val="0"/>
-              <w:jc w:val="center"/>
+              <w:jc w:val="both"/>
               <w:rPr>
                 <w:rFonts w:ascii="Arial Nova Cond" w:hAnsi="Arial Nova Cond" w:cs="Arial"/>
                 <w:color w:val="000000"/>
@@ -8290,7 +8284,6 @@
         <w:tc>
           <w:tcPr>
             <w:tcW w:w="1337" w:type="dxa"/>
-            <w:shd w:val="clear" w:color="auto" w:fill="auto"/>
             <w:vAlign w:val="center"/>
           </w:tcPr>
           <w:p>
@@ -8329,7 +8322,6 @@
           <w:tcPr>
             <w:tcW w:w="875" w:type="dxa"/>
             <w:vMerge/>
-            <w:shd w:val="clear" w:color="auto" w:fill="auto"/>
             <w:vAlign w:val="center"/>
           </w:tcPr>
           <w:p>
@@ -8421,7 +8413,6 @@
         <w:tc>
           <w:tcPr>
             <w:tcW w:w="6169" w:type="dxa"/>
-            <w:shd w:val="clear" w:color="auto" w:fill="auto"/>
             <w:vAlign w:val="center"/>
           </w:tcPr>
           <w:p>
@@ -8456,7 +8447,6 @@
         <w:tc>
           <w:tcPr>
             <w:tcW w:w="2015" w:type="dxa"/>
-            <w:shd w:val="clear" w:color="auto" w:fill="auto"/>
             <w:vAlign w:val="center"/>
           </w:tcPr>
           <w:p>
@@ -8495,7 +8485,7 @@
               <w:autoSpaceDE w:val="0"/>
               <w:autoSpaceDN w:val="0"/>
               <w:adjustRightInd w:val="0"/>
-              <w:jc w:val="center"/>
+              <w:jc w:val="both"/>
               <w:rPr>
                 <w:rFonts w:ascii="Arial Nova Cond" w:hAnsi="Arial Nova Cond" w:cs="Arial"/>
                 <w:color w:val="000000"/>
@@ -8519,7 +8509,6 @@
         <w:tc>
           <w:tcPr>
             <w:tcW w:w="1337" w:type="dxa"/>
-            <w:shd w:val="clear" w:color="auto" w:fill="auto"/>
             <w:vAlign w:val="center"/>
           </w:tcPr>
           <w:p>
@@ -8558,7 +8547,6 @@
           <w:tcPr>
             <w:tcW w:w="875" w:type="dxa"/>
             <w:vMerge w:val="restart"/>
-            <w:shd w:val="clear" w:color="auto" w:fill="auto"/>
             <w:vAlign w:val="center"/>
           </w:tcPr>
           <w:p>
@@ -8661,7 +8649,6 @@
         <w:tc>
           <w:tcPr>
             <w:tcW w:w="6169" w:type="dxa"/>
-            <w:shd w:val="clear" w:color="auto" w:fill="auto"/>
             <w:vAlign w:val="center"/>
           </w:tcPr>
           <w:p>
@@ -8697,7 +8684,6 @@
         <w:tc>
           <w:tcPr>
             <w:tcW w:w="2015" w:type="dxa"/>
-            <w:shd w:val="clear" w:color="auto" w:fill="auto"/>
             <w:vAlign w:val="center"/>
           </w:tcPr>
           <w:p>
@@ -8736,7 +8722,7 @@
               <w:autoSpaceDE w:val="0"/>
               <w:autoSpaceDN w:val="0"/>
               <w:adjustRightInd w:val="0"/>
-              <w:jc w:val="center"/>
+              <w:jc w:val="both"/>
               <w:rPr>
                 <w:rFonts w:ascii="Arial Nova Cond" w:hAnsi="Arial Nova Cond" w:cs="Arial"/>
                 <w:color w:val="000000"/>
@@ -8760,7 +8746,6 @@
         <w:tc>
           <w:tcPr>
             <w:tcW w:w="1337" w:type="dxa"/>
-            <w:shd w:val="clear" w:color="auto" w:fill="auto"/>
             <w:vAlign w:val="center"/>
           </w:tcPr>
           <w:p>
@@ -8799,7 +8784,6 @@
           <w:tcPr>
             <w:tcW w:w="875" w:type="dxa"/>
             <w:vMerge/>
-            <w:shd w:val="clear" w:color="auto" w:fill="auto"/>
             <w:vAlign w:val="center"/>
           </w:tcPr>
           <w:p>
@@ -8891,7 +8875,6 @@
         <w:tc>
           <w:tcPr>
             <w:tcW w:w="6169" w:type="dxa"/>
-            <w:shd w:val="clear" w:color="auto" w:fill="auto"/>
             <w:vAlign w:val="center"/>
           </w:tcPr>
           <w:p>
@@ -8927,7 +8910,6 @@
         <w:tc>
           <w:tcPr>
             <w:tcW w:w="2015" w:type="dxa"/>
-            <w:shd w:val="clear" w:color="auto" w:fill="auto"/>
             <w:vAlign w:val="center"/>
           </w:tcPr>
           <w:p>
@@ -8966,7 +8948,7 @@
               <w:autoSpaceDE w:val="0"/>
               <w:autoSpaceDN w:val="0"/>
               <w:adjustRightInd w:val="0"/>
-              <w:jc w:val="center"/>
+              <w:jc w:val="both"/>
               <w:rPr>
                 <w:rFonts w:ascii="Arial Nova Cond" w:hAnsi="Arial Nova Cond" w:cs="Arial"/>
                 <w:color w:val="000000"/>
@@ -8990,7 +8972,6 @@
         <w:tc>
           <w:tcPr>
             <w:tcW w:w="1337" w:type="dxa"/>
-            <w:shd w:val="clear" w:color="auto" w:fill="auto"/>
             <w:vAlign w:val="center"/>
           </w:tcPr>
           <w:p>
@@ -9029,7 +9010,6 @@
           <w:tcPr>
             <w:tcW w:w="875" w:type="dxa"/>
             <w:vMerge w:val="restart"/>
-            <w:shd w:val="clear" w:color="auto" w:fill="auto"/>
             <w:vAlign w:val="center"/>
           </w:tcPr>
           <w:p>
@@ -9133,7 +9113,6 @@
         <w:tc>
           <w:tcPr>
             <w:tcW w:w="6169" w:type="dxa"/>
-            <w:shd w:val="clear" w:color="auto" w:fill="auto"/>
             <w:vAlign w:val="center"/>
           </w:tcPr>
           <w:p>
@@ -9169,7 +9148,6 @@
         <w:tc>
           <w:tcPr>
             <w:tcW w:w="2015" w:type="dxa"/>
-            <w:shd w:val="clear" w:color="auto" w:fill="auto"/>
             <w:vAlign w:val="center"/>
           </w:tcPr>
           <w:p>
@@ -9208,7 +9186,7 @@
               <w:autoSpaceDE w:val="0"/>
               <w:autoSpaceDN w:val="0"/>
               <w:adjustRightInd w:val="0"/>
-              <w:jc w:val="center"/>
+              <w:jc w:val="both"/>
               <w:rPr>
                 <w:rFonts w:ascii="Arial Nova Cond" w:hAnsi="Arial Nova Cond" w:cs="Arial"/>
                 <w:color w:val="000000"/>
@@ -9232,7 +9210,6 @@
         <w:tc>
           <w:tcPr>
             <w:tcW w:w="1337" w:type="dxa"/>
-            <w:shd w:val="clear" w:color="auto" w:fill="auto"/>
             <w:vAlign w:val="center"/>
           </w:tcPr>
           <w:p>
@@ -9271,7 +9248,6 @@
           <w:tcPr>
             <w:tcW w:w="875" w:type="dxa"/>
             <w:vMerge/>
-            <w:shd w:val="clear" w:color="auto" w:fill="auto"/>
             <w:vAlign w:val="center"/>
           </w:tcPr>
           <w:p>
@@ -9363,7 +9339,6 @@
         <w:tc>
           <w:tcPr>
             <w:tcW w:w="6169" w:type="dxa"/>
-            <w:shd w:val="clear" w:color="auto" w:fill="auto"/>
             <w:vAlign w:val="center"/>
           </w:tcPr>
           <w:p>
@@ -9398,7 +9373,6 @@
         <w:tc>
           <w:tcPr>
             <w:tcW w:w="2015" w:type="dxa"/>
-            <w:shd w:val="clear" w:color="auto" w:fill="auto"/>
             <w:vAlign w:val="center"/>
           </w:tcPr>
           <w:p>
@@ -9437,7 +9411,7 @@
               <w:autoSpaceDE w:val="0"/>
               <w:autoSpaceDN w:val="0"/>
               <w:adjustRightInd w:val="0"/>
-              <w:jc w:val="center"/>
+              <w:jc w:val="both"/>
               <w:rPr>
                 <w:rFonts w:ascii="Arial Nova Cond" w:hAnsi="Arial Nova Cond" w:cs="Arial"/>
                 <w:color w:val="000000"/>
@@ -9461,7 +9435,6 @@
         <w:tc>
           <w:tcPr>
             <w:tcW w:w="1337" w:type="dxa"/>
-            <w:shd w:val="clear" w:color="auto" w:fill="auto"/>
             <w:vAlign w:val="center"/>
           </w:tcPr>
           <w:p>
@@ -9500,7 +9473,6 @@
           <w:tcPr>
             <w:tcW w:w="875" w:type="dxa"/>
             <w:vMerge w:val="restart"/>
-            <w:shd w:val="clear" w:color="auto" w:fill="auto"/>
             <w:vAlign w:val="center"/>
           </w:tcPr>
           <w:p>
@@ -9611,7 +9583,6 @@
         <w:tc>
           <w:tcPr>
             <w:tcW w:w="6169" w:type="dxa"/>
-            <w:shd w:val="clear" w:color="auto" w:fill="auto"/>
             <w:vAlign w:val="center"/>
           </w:tcPr>
           <w:p>
@@ -9646,7 +9617,6 @@
         <w:tc>
           <w:tcPr>
             <w:tcW w:w="2015" w:type="dxa"/>
-            <w:shd w:val="clear" w:color="auto" w:fill="auto"/>
             <w:vAlign w:val="center"/>
           </w:tcPr>
           <w:p>
@@ -9685,7 +9655,7 @@
               <w:autoSpaceDE w:val="0"/>
               <w:autoSpaceDN w:val="0"/>
               <w:adjustRightInd w:val="0"/>
-              <w:jc w:val="center"/>
+              <w:jc w:val="both"/>
               <w:rPr>
                 <w:rFonts w:ascii="Arial Nova Cond" w:hAnsi="Arial Nova Cond" w:cs="Arial"/>
                 <w:color w:val="000000"/>
@@ -9709,7 +9679,6 @@
         <w:tc>
           <w:tcPr>
             <w:tcW w:w="1337" w:type="dxa"/>
-            <w:shd w:val="clear" w:color="auto" w:fill="auto"/>
             <w:vAlign w:val="center"/>
           </w:tcPr>
           <w:p>
@@ -9748,7 +9717,6 @@
           <w:tcPr>
             <w:tcW w:w="875" w:type="dxa"/>
             <w:vMerge/>
-            <w:shd w:val="clear" w:color="auto" w:fill="auto"/>
             <w:vAlign w:val="center"/>
           </w:tcPr>
           <w:p>
@@ -9848,7 +9816,6 @@
         <w:tc>
           <w:tcPr>
             <w:tcW w:w="6169" w:type="dxa"/>
-            <w:shd w:val="clear" w:color="auto" w:fill="auto"/>
             <w:vAlign w:val="center"/>
           </w:tcPr>
           <w:p>
@@ -9884,7 +9851,6 @@
         <w:tc>
           <w:tcPr>
             <w:tcW w:w="2015" w:type="dxa"/>
-            <w:shd w:val="clear" w:color="auto" w:fill="auto"/>
             <w:vAlign w:val="center"/>
           </w:tcPr>
           <w:p>
@@ -9922,7 +9888,7 @@
               <w:autoSpaceDE w:val="0"/>
               <w:autoSpaceDN w:val="0"/>
               <w:adjustRightInd w:val="0"/>
-              <w:jc w:val="center"/>
+              <w:jc w:val="both"/>
               <w:rPr>
                 <w:rFonts w:ascii="Arial Nova Cond" w:hAnsi="Arial Nova Cond" w:cs="Arial"/>
                 <w:color w:val="000000"/>
@@ -9946,7 +9912,6 @@
         <w:tc>
           <w:tcPr>
             <w:tcW w:w="1337" w:type="dxa"/>
-            <w:shd w:val="clear" w:color="auto" w:fill="auto"/>
             <w:vAlign w:val="center"/>
           </w:tcPr>
           <w:p>
@@ -9976,6 +9941,7 @@
           </w:p>
         </w:tc>
       </w:tr>
+      <w:bookmarkEnd w:id="3"/>
     </w:tbl>
     <w:p>
       <w:pPr>
@@ -18843,7 +18809,7 @@
           <w:color w:val="000000" w:themeColor="text1"/>
         </w:rPr>
       </w:pPr>
-      <w:bookmarkStart w:id="3" w:name="_Hlk192544967"/>
+      <w:bookmarkStart w:id="4" w:name="_Hlk192544967"/>
     </w:p>
     <w:p>
       <w:pPr>
@@ -20109,7 +20075,7 @@
         </w:rPr>
         <w:t xml:space="preserve">MATERIALES </w:t>
       </w:r>
-      <w:bookmarkEnd w:id="3"/>
+      <w:bookmarkEnd w:id="4"/>
       <w:r>
         <w:rPr>
           <w:rFonts w:ascii="Arial Nova Cond Light" w:hAnsi="Arial Nova Cond Light" w:cs="Times New Roman"/>
@@ -21867,7 +21833,7 @@
                 <w:szCs w:val="20"/>
               </w:rPr>
             </w:pPr>
-            <w:bookmarkStart w:id="4" w:name="_Hlk190773444"/>
+            <w:bookmarkStart w:id="5" w:name="_Hlk190773444"/>
           </w:p>
           <w:p>
             <w:pPr>
@@ -22277,7 +22243,7 @@
           </w:p>
         </w:tc>
       </w:tr>
-      <w:bookmarkEnd w:id="4"/>
+      <w:bookmarkEnd w:id="5"/>
     </w:tbl>
     <w:p>
       <w:pPr>

--- a/templates/plananual/EPT AGROPECUARIA 1° A 5°/1° PCA 2025 - EPT AGROPECUARIA.docx
+++ b/templates/plananual/EPT AGROPECUARIA 1° A 5°/1° PCA 2025 - EPT AGROPECUARIA.docx
@@ -1,6 +1,6 @@
 
 <file path=word/document.xml><?xml version="1.0" encoding="utf-8"?>
-<w:document xmlns:wpc="http://schemas.microsoft.com/office/word/2010/wordprocessingCanvas" xmlns:cx="http://schemas.microsoft.com/office/drawing/2014/chartex" xmlns:cx1="http://schemas.microsoft.com/office/drawing/2015/9/8/chartex" xmlns:cx2="http://schemas.microsoft.com/office/drawing/2015/10/21/chartex" xmlns:cx3="http://schemas.microsoft.com/office/drawing/2016/5/9/chartex" xmlns:cx4="http://schemas.microsoft.com/office/drawing/2016/5/10/chartex" xmlns:cx5="http://schemas.microsoft.com/office/drawing/2016/5/11/chartex" xmlns:cx6="http://schemas.microsoft.com/office/drawing/2016/5/12/chartex" xmlns:cx7="http://schemas.microsoft.com/office/drawing/2016/5/13/chartex" xmlns:cx8="http://schemas.microsoft.com/office/drawing/2016/5/14/chartex" xmlns:mc="http://schemas.openxmlformats.org/markup-compatibility/2006" xmlns:aink="http://schemas.microsoft.com/office/drawing/2016/ink" xmlns:am3d="http://schemas.microsoft.com/office/drawing/2017/model3d" xmlns:o="urn:schemas-microsoft-com:office:office" xmlns:oel="http://schemas.microsoft.com/office/2019/extlst" xmlns:r="http://schemas.openxmlformats.org/officeDocument/2006/relationships" xmlns:m="http://schemas.openxmlformats.org/officeDocument/2006/math" xmlns:v="urn:schemas-microsoft-com:vml" xmlns:wp14="http://schemas.microsoft.com/office/word/2010/wordprocessingDrawing" xmlns:wp="http://schemas.openxmlformats.org/drawingml/2006/wordprocessingDrawing" xmlns:w10="urn:schemas-microsoft-com:office:word" xmlns:w="http://schemas.openxmlformats.org/wordprocessingml/2006/main" xmlns:w14="http://schemas.microsoft.com/office/word/2010/wordml" xmlns:w15="http://schemas.microsoft.com/office/word/2012/wordml" xmlns:w16cex="http://schemas.microsoft.com/office/word/2018/wordml/cex" xmlns:w16cid="http://schemas.microsoft.com/office/word/2016/wordml/cid" xmlns:w16="http://schemas.microsoft.com/office/word/2018/wordml" xmlns:w16du="http://schemas.microsoft.com/office/word/2023/wordml/word16du" xmlns:w16sdtdh="http://schemas.microsoft.com/office/word/2020/wordml/sdtdatahash" xmlns:w16se="http://schemas.microsoft.com/office/word/2015/wordml/symex" xmlns:wpg="http://schemas.microsoft.com/office/word/2010/wordprocessingGroup" xmlns:wpi="http://schemas.microsoft.com/office/word/2010/wordprocessingInk" xmlns:wne="http://schemas.microsoft.com/office/word/2006/wordml" xmlns:wps="http://schemas.microsoft.com/office/word/2010/wordprocessingShape" mc:Ignorable="w14 w15 w16se w16cid w16 w16cex w16sdtdh w16du wp14">
+<w:document xmlns:wpc="http://schemas.microsoft.com/office/word/2010/wordprocessingCanvas" xmlns:cx="http://schemas.microsoft.com/office/drawing/2014/chartex" xmlns:cx1="http://schemas.microsoft.com/office/drawing/2015/9/8/chartex" xmlns:cx2="http://schemas.microsoft.com/office/drawing/2015/10/21/chartex" xmlns:cx3="http://schemas.microsoft.com/office/drawing/2016/5/9/chartex" xmlns:cx4="http://schemas.microsoft.com/office/drawing/2016/5/10/chartex" xmlns:cx5="http://schemas.microsoft.com/office/drawing/2016/5/11/chartex" xmlns:cx6="http://schemas.microsoft.com/office/drawing/2016/5/12/chartex" xmlns:cx7="http://schemas.microsoft.com/office/drawing/2016/5/13/chartex" xmlns:cx8="http://schemas.microsoft.com/office/drawing/2016/5/14/chartex" xmlns:mc="http://schemas.openxmlformats.org/markup-compatibility/2006" xmlns:aink="http://schemas.microsoft.com/office/drawing/2016/ink" xmlns:am3d="http://schemas.microsoft.com/office/drawing/2017/model3d" xmlns:o="urn:schemas-microsoft-com:office:office" xmlns:oel="http://schemas.microsoft.com/office/2019/extlst" xmlns:r="http://schemas.openxmlformats.org/officeDocument/2006/relationships" xmlns:m="http://schemas.openxmlformats.org/officeDocument/2006/math" xmlns:v="urn:schemas-microsoft-com:vml" xmlns:wp14="http://schemas.microsoft.com/office/word/2010/wordprocessingDrawing" xmlns:wp="http://schemas.openxmlformats.org/drawingml/2006/wordprocessingDrawing" xmlns:w10="urn:schemas-microsoft-com:office:word" xmlns:w="http://schemas.openxmlformats.org/wordprocessingml/2006/main" xmlns:w14="http://schemas.microsoft.com/office/word/2010/wordml" xmlns:w15="http://schemas.microsoft.com/office/word/2012/wordml" xmlns:w16cex="http://schemas.microsoft.com/office/word/2018/wordml/cex" xmlns:w16cid="http://schemas.microsoft.com/office/word/2016/wordml/cid" xmlns:w16="http://schemas.microsoft.com/office/word/2018/wordml" xmlns:w16du="http://schemas.microsoft.com/office/word/2023/wordml/word16du" xmlns:w16sdtdh="http://schemas.microsoft.com/office/word/2020/wordml/sdtdatahash" xmlns:w16sdtfl="http://schemas.microsoft.com/office/word/2024/wordml/sdtformatlock" xmlns:w16se="http://schemas.microsoft.com/office/word/2015/wordml/symex" xmlns:wpg="http://schemas.microsoft.com/office/word/2010/wordprocessingGroup" xmlns:wpi="http://schemas.microsoft.com/office/word/2010/wordprocessingInk" xmlns:wne="http://schemas.microsoft.com/office/word/2006/wordml" xmlns:wps="http://schemas.microsoft.com/office/word/2010/wordprocessingShape" mc:Ignorable="w14 w15 w16se w16cid w16 w16cex w16sdtdh w16sdtfl w16du wp14">
   <w:body>
     <w:p>
       <w:pPr>
@@ -254,7 +254,6 @@
                                 </w:rPr>
                                 <w:t>{{</w:t>
                               </w:r>
-                              <w:proofErr w:type="spellStart"/>
                               <w:r>
                                 <w:rPr>
                                   <w:rFonts w:ascii="Arial Nova Cond" w:hAnsi="Arial Nova Cond" w:cs="Times New Roman"/>
@@ -264,19 +263,7 @@
                                   <w:sz w:val="32"/>
                                   <w:szCs w:val="32"/>
                                 </w:rPr>
-                                <w:t>anio</w:t>
-                              </w:r>
-                              <w:proofErr w:type="spellEnd"/>
-                              <w:r>
-                                <w:rPr>
-                                  <w:rFonts w:ascii="Arial Nova Cond" w:hAnsi="Arial Nova Cond" w:cs="Times New Roman"/>
-                                  <w:b/>
-                                  <w:bCs/>
-                                  <w:color w:val="FFFFFF" w:themeColor="background1"/>
-                                  <w:sz w:val="32"/>
-                                  <w:szCs w:val="32"/>
-                                </w:rPr>
-                                <w:t>}}</w:t>
+                                <w:t>anio}}</w:t>
                               </w:r>
                             </w:p>
                           </w:txbxContent>
@@ -2834,29 +2821,16 @@
                 <w:szCs w:val="20"/>
               </w:rPr>
             </w:pPr>
-            <w:proofErr w:type="spellStart"/>
-            <w:r>
-              <w:rPr>
-                <w:rFonts w:ascii="Arial Nova Cond Light" w:hAnsi="Arial Nova Cond Light" w:cs="Times New Roman"/>
-                <w:b/>
-                <w:bCs/>
-                <w:color w:val="000000" w:themeColor="text1"/>
-                <w:sz w:val="20"/>
-                <w:szCs w:val="20"/>
-              </w:rPr>
-              <w:t>N°</w:t>
-            </w:r>
-            <w:proofErr w:type="spellEnd"/>
-            <w:r>
-              <w:rPr>
-                <w:rFonts w:ascii="Arial Nova Cond Light" w:hAnsi="Arial Nova Cond Light" w:cs="Times New Roman"/>
-                <w:b/>
-                <w:bCs/>
-                <w:color w:val="000000" w:themeColor="text1"/>
-                <w:sz w:val="20"/>
-                <w:szCs w:val="20"/>
-              </w:rPr>
-              <w:t xml:space="preserve"> DE SEMANAS LECTIVAS</w:t>
+            <w:r>
+              <w:rPr>
+                <w:rFonts w:ascii="Arial Nova Cond Light" w:hAnsi="Arial Nova Cond Light" w:cs="Times New Roman"/>
+                <w:b/>
+                <w:bCs/>
+                <w:color w:val="000000" w:themeColor="text1"/>
+                <w:sz w:val="20"/>
+                <w:szCs w:val="20"/>
+              </w:rPr>
+              <w:t>N° DE SEMANAS LECTIVAS</w:t>
             </w:r>
           </w:p>
         </w:tc>
@@ -2881,29 +2855,16 @@
                 <w:szCs w:val="20"/>
               </w:rPr>
             </w:pPr>
-            <w:proofErr w:type="spellStart"/>
-            <w:r>
-              <w:rPr>
-                <w:rFonts w:ascii="Arial Nova Cond Light" w:hAnsi="Arial Nova Cond Light" w:cs="Times New Roman"/>
-                <w:b/>
-                <w:bCs/>
-                <w:color w:val="000000" w:themeColor="text1"/>
-                <w:sz w:val="20"/>
-                <w:szCs w:val="20"/>
-              </w:rPr>
-              <w:t>N°</w:t>
-            </w:r>
-            <w:proofErr w:type="spellEnd"/>
-            <w:r>
-              <w:rPr>
-                <w:rFonts w:ascii="Arial Nova Cond Light" w:hAnsi="Arial Nova Cond Light" w:cs="Times New Roman"/>
-                <w:b/>
-                <w:bCs/>
-                <w:color w:val="000000" w:themeColor="text1"/>
-                <w:sz w:val="20"/>
-                <w:szCs w:val="20"/>
-              </w:rPr>
-              <w:t xml:space="preserve"> UNIDADES</w:t>
+            <w:r>
+              <w:rPr>
+                <w:rFonts w:ascii="Arial Nova Cond Light" w:hAnsi="Arial Nova Cond Light" w:cs="Times New Roman"/>
+                <w:b/>
+                <w:bCs/>
+                <w:color w:val="000000" w:themeColor="text1"/>
+                <w:sz w:val="20"/>
+                <w:szCs w:val="20"/>
+              </w:rPr>
+              <w:t>N° UNIDADES</w:t>
             </w:r>
           </w:p>
         </w:tc>
@@ -7543,13 +7504,13 @@
         <w:tblLook w:val="04A0" w:firstRow="1" w:lastRow="0" w:firstColumn="1" w:lastColumn="0" w:noHBand="0" w:noVBand="1"/>
       </w:tblPr>
       <w:tblGrid>
-        <w:gridCol w:w="875"/>
-        <w:gridCol w:w="1095"/>
-        <w:gridCol w:w="1726"/>
-        <w:gridCol w:w="6169"/>
-        <w:gridCol w:w="2015"/>
-        <w:gridCol w:w="1634"/>
-        <w:gridCol w:w="1337"/>
+        <w:gridCol w:w="818"/>
+        <w:gridCol w:w="1018"/>
+        <w:gridCol w:w="5379"/>
+        <w:gridCol w:w="1984"/>
+        <w:gridCol w:w="2693"/>
+        <w:gridCol w:w="1560"/>
+        <w:gridCol w:w="1399"/>
       </w:tblGrid>
       <w:tr>
         <w:trPr>
@@ -7558,7 +7519,7 @@
         </w:trPr>
         <w:tc>
           <w:tcPr>
-            <w:tcW w:w="875" w:type="dxa"/>
+            <w:tcW w:w="818" w:type="dxa"/>
             <w:shd w:val="clear" w:color="auto" w:fill="C1F0C7" w:themeFill="accent3" w:themeFillTint="33"/>
             <w:vAlign w:val="center"/>
           </w:tcPr>
@@ -7592,7 +7553,7 @@
         </w:tc>
         <w:tc>
           <w:tcPr>
-            <w:tcW w:w="1095" w:type="dxa"/>
+            <w:tcW w:w="1018" w:type="dxa"/>
             <w:shd w:val="clear" w:color="auto" w:fill="C1F0C7" w:themeFill="accent3" w:themeFillTint="33"/>
             <w:vAlign w:val="center"/>
           </w:tcPr>
@@ -7625,7 +7586,7 @@
         </w:tc>
         <w:tc>
           <w:tcPr>
-            <w:tcW w:w="1726" w:type="dxa"/>
+            <w:tcW w:w="5379" w:type="dxa"/>
             <w:shd w:val="clear" w:color="auto" w:fill="C1F0C7" w:themeFill="accent3" w:themeFillTint="33"/>
             <w:vAlign w:val="center"/>
           </w:tcPr>
@@ -7652,13 +7613,35 @@
                 <w:sz w:val="20"/>
                 <w:szCs w:val="20"/>
               </w:rPr>
-              <w:t>PROBLEMA / POTENCIALIDAD</w:t>
-            </w:r>
-          </w:p>
-        </w:tc>
-        <w:tc>
-          <w:tcPr>
-            <w:tcW w:w="6169" w:type="dxa"/>
+              <w:t>SITUACIÓN SIGNIF</w:t>
+            </w:r>
+            <w:r>
+              <w:rPr>
+                <w:rFonts w:ascii="Arial Nova Cond" w:hAnsi="Arial Nova Cond" w:cs="Times New Roman"/>
+                <w:b/>
+                <w:bCs/>
+                <w:color w:val="000000" w:themeColor="text1"/>
+                <w:sz w:val="20"/>
+                <w:szCs w:val="20"/>
+              </w:rPr>
+              <w:t>I</w:t>
+            </w:r>
+            <w:r>
+              <w:rPr>
+                <w:rFonts w:ascii="Arial Nova Cond" w:hAnsi="Arial Nova Cond" w:cs="Times New Roman"/>
+                <w:b/>
+                <w:bCs/>
+                <w:color w:val="000000" w:themeColor="text1"/>
+                <w:sz w:val="20"/>
+                <w:szCs w:val="20"/>
+              </w:rPr>
+              <w:t>CATIVA</w:t>
+            </w:r>
+          </w:p>
+        </w:tc>
+        <w:tc>
+          <w:tcPr>
+            <w:tcW w:w="1984" w:type="dxa"/>
             <w:shd w:val="clear" w:color="auto" w:fill="C1F0C7" w:themeFill="accent3" w:themeFillTint="33"/>
             <w:vAlign w:val="center"/>
           </w:tcPr>
@@ -7685,7 +7668,7 @@
                 <w:sz w:val="20"/>
                 <w:szCs w:val="20"/>
               </w:rPr>
-              <w:t>SITUACIÓN SIGNIF</w:t>
+              <w:t>TÍTULO DE LA UNIDAD DID</w:t>
             </w:r>
             <w:r>
               <w:rPr>
@@ -7696,7 +7679,7 @@
                 <w:sz w:val="20"/>
                 <w:szCs w:val="20"/>
               </w:rPr>
-              <w:t>I</w:t>
+              <w:t>Á</w:t>
             </w:r>
             <w:r>
               <w:rPr>
@@ -7707,13 +7690,24 @@
                 <w:sz w:val="20"/>
                 <w:szCs w:val="20"/>
               </w:rPr>
-              <w:t>CATIVA</w:t>
-            </w:r>
-          </w:p>
-        </w:tc>
-        <w:tc>
-          <w:tcPr>
-            <w:tcW w:w="2015" w:type="dxa"/>
+              <w:t>CTICA</w:t>
+            </w:r>
+            <w:r>
+              <w:rPr>
+                <w:rFonts w:ascii="Arial Nova Cond" w:hAnsi="Arial Nova Cond" w:cs="Times New Roman"/>
+                <w:b/>
+                <w:bCs/>
+                <w:color w:val="000000" w:themeColor="text1"/>
+                <w:sz w:val="20"/>
+                <w:szCs w:val="20"/>
+              </w:rPr>
+              <w:t>.</w:t>
+            </w:r>
+          </w:p>
+        </w:tc>
+        <w:tc>
+          <w:tcPr>
+            <w:tcW w:w="2693" w:type="dxa"/>
             <w:shd w:val="clear" w:color="auto" w:fill="C1F0C7" w:themeFill="accent3" w:themeFillTint="33"/>
             <w:vAlign w:val="center"/>
           </w:tcPr>
@@ -7740,9 +7734,21 @@
                 <w:sz w:val="20"/>
                 <w:szCs w:val="20"/>
               </w:rPr>
-              <w:t>TÍTULO DE LA UNIDAD DID</w:t>
-            </w:r>
-            <w:r>
+              <w:t>CAMPO TEMATICO</w:t>
+            </w:r>
+          </w:p>
+        </w:tc>
+        <w:tc>
+          <w:tcPr>
+            <w:tcW w:w="1560" w:type="dxa"/>
+            <w:shd w:val="clear" w:color="auto" w:fill="C1F0C7" w:themeFill="accent3" w:themeFillTint="33"/>
+            <w:vAlign w:val="center"/>
+          </w:tcPr>
+          <w:p>
+            <w:pPr>
+              <w:pStyle w:val="Prrafodelista"/>
+              <w:ind w:left="0"/>
+              <w:jc w:val="center"/>
               <w:rPr>
                 <w:rFonts w:ascii="Arial Nova Cond" w:hAnsi="Arial Nova Cond" w:cs="Times New Roman"/>
                 <w:b/>
@@ -7751,8 +7757,7 @@
                 <w:sz w:val="20"/>
                 <w:szCs w:val="20"/>
               </w:rPr>
-              <w:t>Á</w:t>
-            </w:r>
+            </w:pPr>
             <w:r>
               <w:rPr>
                 <w:rFonts w:ascii="Arial Nova Cond" w:hAnsi="Arial Nova Cond" w:cs="Times New Roman"/>
@@ -7762,57 +7767,13 @@
                 <w:sz w:val="20"/>
                 <w:szCs w:val="20"/>
               </w:rPr>
-              <w:t>CTICA</w:t>
-            </w:r>
-            <w:r>
-              <w:rPr>
-                <w:rFonts w:ascii="Arial Nova Cond" w:hAnsi="Arial Nova Cond" w:cs="Times New Roman"/>
-                <w:b/>
-                <w:bCs/>
-                <w:color w:val="000000" w:themeColor="text1"/>
-                <w:sz w:val="20"/>
-                <w:szCs w:val="20"/>
-              </w:rPr>
-              <w:t>.</w:t>
-            </w:r>
-          </w:p>
-        </w:tc>
-        <w:tc>
-          <w:tcPr>
-            <w:tcW w:w="1634" w:type="dxa"/>
-            <w:shd w:val="clear" w:color="auto" w:fill="C1F0C7" w:themeFill="accent3" w:themeFillTint="33"/>
-            <w:vAlign w:val="center"/>
-          </w:tcPr>
-          <w:p>
-            <w:pPr>
-              <w:pStyle w:val="Prrafodelista"/>
-              <w:ind w:left="0"/>
-              <w:jc w:val="center"/>
-              <w:rPr>
-                <w:rFonts w:ascii="Arial Nova Cond" w:hAnsi="Arial Nova Cond" w:cs="Times New Roman"/>
-                <w:b/>
-                <w:bCs/>
-                <w:color w:val="000000" w:themeColor="text1"/>
-                <w:sz w:val="20"/>
-                <w:szCs w:val="20"/>
-              </w:rPr>
-            </w:pPr>
-            <w:r>
-              <w:rPr>
-                <w:rFonts w:ascii="Arial Nova Cond" w:hAnsi="Arial Nova Cond" w:cs="Times New Roman"/>
-                <w:b/>
-                <w:bCs/>
-                <w:color w:val="000000" w:themeColor="text1"/>
-                <w:sz w:val="20"/>
-                <w:szCs w:val="20"/>
-              </w:rPr>
               <w:t>COMPETENCIAS</w:t>
             </w:r>
           </w:p>
         </w:tc>
         <w:tc>
           <w:tcPr>
-            <w:tcW w:w="1337" w:type="dxa"/>
+            <w:tcW w:w="1399" w:type="dxa"/>
             <w:shd w:val="clear" w:color="auto" w:fill="C1F0C7" w:themeFill="accent3" w:themeFillTint="33"/>
             <w:vAlign w:val="center"/>
           </w:tcPr>
@@ -7851,7 +7812,7 @@
         </w:trPr>
         <w:tc>
           <w:tcPr>
-            <w:tcW w:w="875" w:type="dxa"/>
+            <w:tcW w:w="818" w:type="dxa"/>
             <w:vMerge w:val="restart"/>
             <w:vAlign w:val="center"/>
           </w:tcPr>
@@ -7890,7 +7851,7 @@
         </w:tc>
         <w:tc>
           <w:tcPr>
-            <w:tcW w:w="1095" w:type="dxa"/>
+            <w:tcW w:w="1018" w:type="dxa"/>
             <w:vAlign w:val="center"/>
           </w:tcPr>
           <w:p>
@@ -7928,7 +7889,7 @@
         </w:tc>
         <w:tc>
           <w:tcPr>
-            <w:tcW w:w="1726" w:type="dxa"/>
+            <w:tcW w:w="5379" w:type="dxa"/>
             <w:vAlign w:val="center"/>
           </w:tcPr>
           <w:p>
@@ -7956,47 +7917,13 @@
                 <w:szCs w:val="20"/>
                 <w:lang w:val="es-ES_tradnl"/>
               </w:rPr>
-              <w:t>{{problemapotencialidad0}}</w:t>
-            </w:r>
-          </w:p>
-        </w:tc>
-        <w:tc>
-          <w:tcPr>
-            <w:tcW w:w="6169" w:type="dxa"/>
-            <w:vAlign w:val="center"/>
-          </w:tcPr>
-          <w:p>
-            <w:pPr>
-              <w:pStyle w:val="Prrafodelista"/>
-              <w:tabs>
-                <w:tab w:val="left" w:pos="0"/>
-                <w:tab w:val="left" w:pos="142"/>
-                <w:tab w:val="left" w:pos="284"/>
-              </w:tabs>
-              <w:spacing w:line="276" w:lineRule="auto"/>
-              <w:ind w:left="0"/>
-              <w:jc w:val="both"/>
-              <w:rPr>
-                <w:rFonts w:ascii="Arial Nova Cond" w:eastAsia="Calibri" w:hAnsi="Arial Nova Cond" w:cs="Times New Roman"/>
-                <w:sz w:val="20"/>
-                <w:szCs w:val="20"/>
-                <w:lang w:val="es-ES_tradnl"/>
-              </w:rPr>
-            </w:pPr>
-            <w:r>
-              <w:rPr>
-                <w:rFonts w:ascii="Arial Nova Cond" w:eastAsia="Calibri" w:hAnsi="Arial Nova Cond" w:cs="Times New Roman"/>
-                <w:sz w:val="20"/>
-                <w:szCs w:val="20"/>
-                <w:lang w:val="es-ES_tradnl"/>
-              </w:rPr>
               <w:t>{{situacionsignificativa0}}</w:t>
             </w:r>
           </w:p>
         </w:tc>
         <w:tc>
           <w:tcPr>
-            <w:tcW w:w="2015" w:type="dxa"/>
+            <w:tcW w:w="1984" w:type="dxa"/>
             <w:vAlign w:val="center"/>
           </w:tcPr>
           <w:p>
@@ -8027,7 +7954,7 @@
         </w:tc>
         <w:tc>
           <w:tcPr>
-            <w:tcW w:w="1634" w:type="dxa"/>
+            <w:tcW w:w="2693" w:type="dxa"/>
             <w:vAlign w:val="center"/>
           </w:tcPr>
           <w:p>
@@ -8052,13 +7979,13 @@
                 <w:sz w:val="20"/>
                 <w:szCs w:val="20"/>
               </w:rPr>
-              <w:t>{{competencias0}}</w:t>
-            </w:r>
-          </w:p>
-        </w:tc>
-        <w:tc>
-          <w:tcPr>
-            <w:tcW w:w="1337" w:type="dxa"/>
+              <w:t>{{campotematico0}}</w:t>
+            </w:r>
+          </w:p>
+        </w:tc>
+        <w:tc>
+          <w:tcPr>
+            <w:tcW w:w="1560" w:type="dxa"/>
             <w:vAlign w:val="center"/>
           </w:tcPr>
           <w:p>
@@ -8066,7 +7993,38 @@
               <w:autoSpaceDE w:val="0"/>
               <w:autoSpaceDN w:val="0"/>
               <w:adjustRightInd w:val="0"/>
-              <w:jc w:val="center"/>
+              <w:jc w:val="both"/>
+              <w:rPr>
+                <w:rFonts w:ascii="Arial Nova Cond" w:hAnsi="Arial Nova Cond" w:cs="Arial"/>
+                <w:color w:val="000000"/>
+                <w:kern w:val="0"/>
+                <w:sz w:val="20"/>
+                <w:szCs w:val="20"/>
+              </w:rPr>
+            </w:pPr>
+            <w:r>
+              <w:rPr>
+                <w:rFonts w:ascii="Arial Nova Cond" w:hAnsi="Arial Nova Cond" w:cs="Arial"/>
+                <w:color w:val="000000"/>
+                <w:kern w:val="0"/>
+                <w:sz w:val="20"/>
+                <w:szCs w:val="20"/>
+              </w:rPr>
+              <w:t>{{competencias0}}</w:t>
+            </w:r>
+          </w:p>
+        </w:tc>
+        <w:tc>
+          <w:tcPr>
+            <w:tcW w:w="1399" w:type="dxa"/>
+            <w:vAlign w:val="center"/>
+          </w:tcPr>
+          <w:p>
+            <w:pPr>
+              <w:autoSpaceDE w:val="0"/>
+              <w:autoSpaceDN w:val="0"/>
+              <w:adjustRightInd w:val="0"/>
+              <w:jc w:val="both"/>
               <w:rPr>
                 <w:rFonts w:ascii="Arial Nova Cond" w:hAnsi="Arial Nova Cond" w:cs="Arial"/>
                 <w:color w:val="000000"/>
@@ -8095,7 +8053,7 @@
         </w:trPr>
         <w:tc>
           <w:tcPr>
-            <w:tcW w:w="875" w:type="dxa"/>
+            <w:tcW w:w="818" w:type="dxa"/>
             <w:vMerge/>
             <w:vAlign w:val="center"/>
           </w:tcPr>
@@ -8123,7 +8081,7 @@
         </w:tc>
         <w:tc>
           <w:tcPr>
-            <w:tcW w:w="1095" w:type="dxa"/>
+            <w:tcW w:w="1018" w:type="dxa"/>
             <w:vAlign w:val="center"/>
           </w:tcPr>
           <w:p>
@@ -8161,33 +8119,7 @@
         </w:tc>
         <w:tc>
           <w:tcPr>
-            <w:tcW w:w="1726" w:type="dxa"/>
-            <w:vAlign w:val="center"/>
-          </w:tcPr>
-          <w:p>
-            <w:pPr>
-              <w:pStyle w:val="NormalWeb"/>
-              <w:jc w:val="both"/>
-              <w:rPr>
-                <w:rFonts w:ascii="Arial Nova Cond" w:hAnsi="Arial Nova Cond"/>
-                <w:sz w:val="20"/>
-                <w:szCs w:val="20"/>
-              </w:rPr>
-            </w:pPr>
-            <w:r>
-              <w:rPr>
-                <w:rFonts w:ascii="Arial Nova Cond" w:eastAsia="Calibri" w:hAnsi="Arial Nova Cond"/>
-                <w:sz w:val="20"/>
-                <w:szCs w:val="20"/>
-                <w:lang w:val="es-ES_tradnl"/>
-              </w:rPr>
-              <w:t>{{problemapotencialidad1}}</w:t>
-            </w:r>
-          </w:p>
-        </w:tc>
-        <w:tc>
-          <w:tcPr>
-            <w:tcW w:w="6169" w:type="dxa"/>
+            <w:tcW w:w="5379" w:type="dxa"/>
             <w:vAlign w:val="center"/>
           </w:tcPr>
           <w:p>
@@ -8221,7 +8153,7 @@
         </w:tc>
         <w:tc>
           <w:tcPr>
-            <w:tcW w:w="2015" w:type="dxa"/>
+            <w:tcW w:w="1984" w:type="dxa"/>
             <w:vAlign w:val="center"/>
           </w:tcPr>
           <w:p>
@@ -8252,7 +8184,7 @@
         </w:tc>
         <w:tc>
           <w:tcPr>
-            <w:tcW w:w="1634" w:type="dxa"/>
+            <w:tcW w:w="2693" w:type="dxa"/>
             <w:vAlign w:val="center"/>
           </w:tcPr>
           <w:p>
@@ -8277,13 +8209,13 @@
                 <w:sz w:val="20"/>
                 <w:szCs w:val="20"/>
               </w:rPr>
-              <w:t>{{competencias1}}</w:t>
-            </w:r>
-          </w:p>
-        </w:tc>
-        <w:tc>
-          <w:tcPr>
-            <w:tcW w:w="1337" w:type="dxa"/>
+              <w:t>{{campotematico1}}</w:t>
+            </w:r>
+          </w:p>
+        </w:tc>
+        <w:tc>
+          <w:tcPr>
+            <w:tcW w:w="1560" w:type="dxa"/>
             <w:vAlign w:val="center"/>
           </w:tcPr>
           <w:p>
@@ -8291,7 +8223,38 @@
               <w:autoSpaceDE w:val="0"/>
               <w:autoSpaceDN w:val="0"/>
               <w:adjustRightInd w:val="0"/>
-              <w:jc w:val="center"/>
+              <w:jc w:val="both"/>
+              <w:rPr>
+                <w:rFonts w:ascii="Arial Nova Cond" w:hAnsi="Arial Nova Cond" w:cs="Arial"/>
+                <w:color w:val="000000"/>
+                <w:kern w:val="0"/>
+                <w:sz w:val="20"/>
+                <w:szCs w:val="20"/>
+              </w:rPr>
+            </w:pPr>
+            <w:r>
+              <w:rPr>
+                <w:rFonts w:ascii="Arial Nova Cond" w:hAnsi="Arial Nova Cond" w:cs="Arial"/>
+                <w:color w:val="000000"/>
+                <w:kern w:val="0"/>
+                <w:sz w:val="20"/>
+                <w:szCs w:val="20"/>
+              </w:rPr>
+              <w:t>{{competencias1}}</w:t>
+            </w:r>
+          </w:p>
+        </w:tc>
+        <w:tc>
+          <w:tcPr>
+            <w:tcW w:w="1399" w:type="dxa"/>
+            <w:vAlign w:val="center"/>
+          </w:tcPr>
+          <w:p>
+            <w:pPr>
+              <w:autoSpaceDE w:val="0"/>
+              <w:autoSpaceDN w:val="0"/>
+              <w:adjustRightInd w:val="0"/>
+              <w:jc w:val="both"/>
               <w:rPr>
                 <w:rFonts w:ascii="Arial Nova Cond" w:hAnsi="Arial Nova Cond" w:cs="Arial"/>
                 <w:color w:val="000000"/>
@@ -8320,7 +8283,7 @@
         </w:trPr>
         <w:tc>
           <w:tcPr>
-            <w:tcW w:w="875" w:type="dxa"/>
+            <w:tcW w:w="818" w:type="dxa"/>
             <w:vMerge/>
             <w:vAlign w:val="center"/>
           </w:tcPr>
@@ -8348,7 +8311,7 @@
         </w:tc>
         <w:tc>
           <w:tcPr>
-            <w:tcW w:w="1095" w:type="dxa"/>
+            <w:tcW w:w="1018" w:type="dxa"/>
             <w:vAlign w:val="center"/>
           </w:tcPr>
           <w:p>
@@ -8386,33 +8349,7 @@
         </w:tc>
         <w:tc>
           <w:tcPr>
-            <w:tcW w:w="1726" w:type="dxa"/>
-            <w:vAlign w:val="center"/>
-          </w:tcPr>
-          <w:p>
-            <w:pPr>
-              <w:pStyle w:val="NormalWeb"/>
-              <w:jc w:val="both"/>
-              <w:rPr>
-                <w:rFonts w:ascii="Arial Nova Cond" w:eastAsia="Calibri" w:hAnsi="Arial Nova Cond"/>
-                <w:sz w:val="20"/>
-                <w:szCs w:val="20"/>
-              </w:rPr>
-            </w:pPr>
-            <w:r>
-              <w:rPr>
-                <w:rFonts w:ascii="Arial Nova Cond" w:eastAsia="Calibri" w:hAnsi="Arial Nova Cond"/>
-                <w:sz w:val="20"/>
-                <w:szCs w:val="20"/>
-                <w:lang w:val="es-ES_tradnl"/>
-              </w:rPr>
-              <w:t>{{problemapotencialidad2}}</w:t>
-            </w:r>
-          </w:p>
-        </w:tc>
-        <w:tc>
-          <w:tcPr>
-            <w:tcW w:w="6169" w:type="dxa"/>
+            <w:tcW w:w="5379" w:type="dxa"/>
             <w:vAlign w:val="center"/>
           </w:tcPr>
           <w:p>
@@ -8446,7 +8383,7 @@
         </w:tc>
         <w:tc>
           <w:tcPr>
-            <w:tcW w:w="2015" w:type="dxa"/>
+            <w:tcW w:w="1984" w:type="dxa"/>
             <w:vAlign w:val="center"/>
           </w:tcPr>
           <w:p>
@@ -8477,7 +8414,7 @@
         </w:tc>
         <w:tc>
           <w:tcPr>
-            <w:tcW w:w="1634" w:type="dxa"/>
+            <w:tcW w:w="2693" w:type="dxa"/>
             <w:vAlign w:val="center"/>
           </w:tcPr>
           <w:p>
@@ -8502,13 +8439,13 @@
                 <w:sz w:val="20"/>
                 <w:szCs w:val="20"/>
               </w:rPr>
-              <w:t>{{competencias2}}</w:t>
-            </w:r>
-          </w:p>
-        </w:tc>
-        <w:tc>
-          <w:tcPr>
-            <w:tcW w:w="1337" w:type="dxa"/>
+              <w:t>{{campotematico2}}</w:t>
+            </w:r>
+          </w:p>
+        </w:tc>
+        <w:tc>
+          <w:tcPr>
+            <w:tcW w:w="1560" w:type="dxa"/>
             <w:vAlign w:val="center"/>
           </w:tcPr>
           <w:p>
@@ -8516,7 +8453,38 @@
               <w:autoSpaceDE w:val="0"/>
               <w:autoSpaceDN w:val="0"/>
               <w:adjustRightInd w:val="0"/>
-              <w:jc w:val="center"/>
+              <w:jc w:val="both"/>
+              <w:rPr>
+                <w:rFonts w:ascii="Arial Nova Cond" w:hAnsi="Arial Nova Cond" w:cs="Arial"/>
+                <w:color w:val="000000"/>
+                <w:kern w:val="0"/>
+                <w:sz w:val="20"/>
+                <w:szCs w:val="20"/>
+              </w:rPr>
+            </w:pPr>
+            <w:r>
+              <w:rPr>
+                <w:rFonts w:ascii="Arial Nova Cond" w:hAnsi="Arial Nova Cond" w:cs="Arial"/>
+                <w:color w:val="000000"/>
+                <w:kern w:val="0"/>
+                <w:sz w:val="20"/>
+                <w:szCs w:val="20"/>
+              </w:rPr>
+              <w:t>{{competencias2}}</w:t>
+            </w:r>
+          </w:p>
+        </w:tc>
+        <w:tc>
+          <w:tcPr>
+            <w:tcW w:w="1399" w:type="dxa"/>
+            <w:vAlign w:val="center"/>
+          </w:tcPr>
+          <w:p>
+            <w:pPr>
+              <w:autoSpaceDE w:val="0"/>
+              <w:autoSpaceDN w:val="0"/>
+              <w:adjustRightInd w:val="0"/>
+              <w:jc w:val="both"/>
               <w:rPr>
                 <w:rFonts w:ascii="Arial Nova Cond" w:hAnsi="Arial Nova Cond" w:cs="Arial"/>
                 <w:color w:val="000000"/>
@@ -8545,7 +8513,7 @@
         </w:trPr>
         <w:tc>
           <w:tcPr>
-            <w:tcW w:w="875" w:type="dxa"/>
+            <w:tcW w:w="818" w:type="dxa"/>
             <w:vMerge w:val="restart"/>
             <w:vAlign w:val="center"/>
           </w:tcPr>
@@ -8584,7 +8552,7 @@
         </w:tc>
         <w:tc>
           <w:tcPr>
-            <w:tcW w:w="1095" w:type="dxa"/>
+            <w:tcW w:w="1018" w:type="dxa"/>
             <w:vAlign w:val="center"/>
           </w:tcPr>
           <w:p>
@@ -8622,33 +8590,7 @@
         </w:tc>
         <w:tc>
           <w:tcPr>
-            <w:tcW w:w="1726" w:type="dxa"/>
-            <w:vAlign w:val="center"/>
-          </w:tcPr>
-          <w:p>
-            <w:pPr>
-              <w:pStyle w:val="Sinespaciado"/>
-              <w:jc w:val="both"/>
-              <w:rPr>
-                <w:rFonts w:ascii="Arial Nova Cond" w:eastAsia="Times New Roman" w:hAnsi="Arial Nova Cond" w:cs="Times New Roman"/>
-                <w:sz w:val="20"/>
-                <w:szCs w:val="20"/>
-              </w:rPr>
-            </w:pPr>
-            <w:r>
-              <w:rPr>
-                <w:rFonts w:ascii="Arial Nova Cond" w:eastAsia="Calibri" w:hAnsi="Arial Nova Cond" w:cs="Times New Roman"/>
-                <w:sz w:val="20"/>
-                <w:szCs w:val="20"/>
-                <w:lang w:val="es-ES_tradnl"/>
-              </w:rPr>
-              <w:t>{{problemapotencialidad3}}</w:t>
-            </w:r>
-          </w:p>
-        </w:tc>
-        <w:tc>
-          <w:tcPr>
-            <w:tcW w:w="6169" w:type="dxa"/>
+            <w:tcW w:w="5379" w:type="dxa"/>
             <w:vAlign w:val="center"/>
           </w:tcPr>
           <w:p>
@@ -8683,7 +8625,7 @@
         </w:tc>
         <w:tc>
           <w:tcPr>
-            <w:tcW w:w="2015" w:type="dxa"/>
+            <w:tcW w:w="1984" w:type="dxa"/>
             <w:vAlign w:val="center"/>
           </w:tcPr>
           <w:p>
@@ -8714,7 +8656,7 @@
         </w:tc>
         <w:tc>
           <w:tcPr>
-            <w:tcW w:w="1634" w:type="dxa"/>
+            <w:tcW w:w="2693" w:type="dxa"/>
             <w:vAlign w:val="center"/>
           </w:tcPr>
           <w:p>
@@ -8739,13 +8681,13 @@
                 <w:sz w:val="20"/>
                 <w:szCs w:val="20"/>
               </w:rPr>
-              <w:t>{{competencias3}}</w:t>
-            </w:r>
-          </w:p>
-        </w:tc>
-        <w:tc>
-          <w:tcPr>
-            <w:tcW w:w="1337" w:type="dxa"/>
+              <w:t>{{campotematico3}}</w:t>
+            </w:r>
+          </w:p>
+        </w:tc>
+        <w:tc>
+          <w:tcPr>
+            <w:tcW w:w="1560" w:type="dxa"/>
             <w:vAlign w:val="center"/>
           </w:tcPr>
           <w:p>
@@ -8753,7 +8695,38 @@
               <w:autoSpaceDE w:val="0"/>
               <w:autoSpaceDN w:val="0"/>
               <w:adjustRightInd w:val="0"/>
-              <w:jc w:val="center"/>
+              <w:jc w:val="both"/>
+              <w:rPr>
+                <w:rFonts w:ascii="Arial Nova Cond" w:hAnsi="Arial Nova Cond" w:cs="Arial"/>
+                <w:color w:val="000000"/>
+                <w:kern w:val="0"/>
+                <w:sz w:val="20"/>
+                <w:szCs w:val="20"/>
+              </w:rPr>
+            </w:pPr>
+            <w:r>
+              <w:rPr>
+                <w:rFonts w:ascii="Arial Nova Cond" w:hAnsi="Arial Nova Cond" w:cs="Arial"/>
+                <w:color w:val="000000"/>
+                <w:kern w:val="0"/>
+                <w:sz w:val="20"/>
+                <w:szCs w:val="20"/>
+              </w:rPr>
+              <w:t>{{competencias3}}</w:t>
+            </w:r>
+          </w:p>
+        </w:tc>
+        <w:tc>
+          <w:tcPr>
+            <w:tcW w:w="1399" w:type="dxa"/>
+            <w:vAlign w:val="center"/>
+          </w:tcPr>
+          <w:p>
+            <w:pPr>
+              <w:autoSpaceDE w:val="0"/>
+              <w:autoSpaceDN w:val="0"/>
+              <w:adjustRightInd w:val="0"/>
+              <w:jc w:val="both"/>
               <w:rPr>
                 <w:rFonts w:ascii="Arial Nova Cond" w:hAnsi="Arial Nova Cond" w:cs="Arial"/>
                 <w:color w:val="000000"/>
@@ -8782,7 +8755,7 @@
         </w:trPr>
         <w:tc>
           <w:tcPr>
-            <w:tcW w:w="875" w:type="dxa"/>
+            <w:tcW w:w="818" w:type="dxa"/>
             <w:vMerge/>
             <w:vAlign w:val="center"/>
           </w:tcPr>
@@ -8810,7 +8783,7 @@
         </w:tc>
         <w:tc>
           <w:tcPr>
-            <w:tcW w:w="1095" w:type="dxa"/>
+            <w:tcW w:w="1018" w:type="dxa"/>
             <w:vAlign w:val="center"/>
           </w:tcPr>
           <w:p>
@@ -8848,33 +8821,7 @@
         </w:tc>
         <w:tc>
           <w:tcPr>
-            <w:tcW w:w="1726" w:type="dxa"/>
-            <w:vAlign w:val="center"/>
-          </w:tcPr>
-          <w:p>
-            <w:pPr>
-              <w:pStyle w:val="Sinespaciado"/>
-              <w:jc w:val="both"/>
-              <w:rPr>
-                <w:rFonts w:ascii="Arial Nova Cond" w:hAnsi="Arial Nova Cond"/>
-                <w:sz w:val="20"/>
-                <w:szCs w:val="20"/>
-              </w:rPr>
-            </w:pPr>
-            <w:r>
-              <w:rPr>
-                <w:rFonts w:ascii="Arial Nova Cond" w:eastAsia="Calibri" w:hAnsi="Arial Nova Cond" w:cs="Times New Roman"/>
-                <w:sz w:val="20"/>
-                <w:szCs w:val="20"/>
-                <w:lang w:val="es-ES_tradnl"/>
-              </w:rPr>
-              <w:t>{{problemapotencialidad4}}</w:t>
-            </w:r>
-          </w:p>
-        </w:tc>
-        <w:tc>
-          <w:tcPr>
-            <w:tcW w:w="6169" w:type="dxa"/>
+            <w:tcW w:w="5379" w:type="dxa"/>
             <w:vAlign w:val="center"/>
           </w:tcPr>
           <w:p>
@@ -8909,7 +8856,7 @@
         </w:tc>
         <w:tc>
           <w:tcPr>
-            <w:tcW w:w="2015" w:type="dxa"/>
+            <w:tcW w:w="1984" w:type="dxa"/>
             <w:vAlign w:val="center"/>
           </w:tcPr>
           <w:p>
@@ -8940,7 +8887,7 @@
         </w:tc>
         <w:tc>
           <w:tcPr>
-            <w:tcW w:w="1634" w:type="dxa"/>
+            <w:tcW w:w="2693" w:type="dxa"/>
             <w:vAlign w:val="center"/>
           </w:tcPr>
           <w:p>
@@ -8965,13 +8912,13 @@
                 <w:sz w:val="20"/>
                 <w:szCs w:val="20"/>
               </w:rPr>
-              <w:t>{{competencias4}}</w:t>
-            </w:r>
-          </w:p>
-        </w:tc>
-        <w:tc>
-          <w:tcPr>
-            <w:tcW w:w="1337" w:type="dxa"/>
+              <w:t>{{campotematico4}}</w:t>
+            </w:r>
+          </w:p>
+        </w:tc>
+        <w:tc>
+          <w:tcPr>
+            <w:tcW w:w="1560" w:type="dxa"/>
             <w:vAlign w:val="center"/>
           </w:tcPr>
           <w:p>
@@ -8979,7 +8926,38 @@
               <w:autoSpaceDE w:val="0"/>
               <w:autoSpaceDN w:val="0"/>
               <w:adjustRightInd w:val="0"/>
-              <w:jc w:val="center"/>
+              <w:jc w:val="both"/>
+              <w:rPr>
+                <w:rFonts w:ascii="Arial Nova Cond" w:hAnsi="Arial Nova Cond" w:cs="Arial"/>
+                <w:color w:val="000000"/>
+                <w:kern w:val="0"/>
+                <w:sz w:val="20"/>
+                <w:szCs w:val="20"/>
+              </w:rPr>
+            </w:pPr>
+            <w:r>
+              <w:rPr>
+                <w:rFonts w:ascii="Arial Nova Cond" w:hAnsi="Arial Nova Cond" w:cs="Arial"/>
+                <w:color w:val="000000"/>
+                <w:kern w:val="0"/>
+                <w:sz w:val="20"/>
+                <w:szCs w:val="20"/>
+              </w:rPr>
+              <w:t>{{competencias4}}</w:t>
+            </w:r>
+          </w:p>
+        </w:tc>
+        <w:tc>
+          <w:tcPr>
+            <w:tcW w:w="1399" w:type="dxa"/>
+            <w:vAlign w:val="center"/>
+          </w:tcPr>
+          <w:p>
+            <w:pPr>
+              <w:autoSpaceDE w:val="0"/>
+              <w:autoSpaceDN w:val="0"/>
+              <w:adjustRightInd w:val="0"/>
+              <w:jc w:val="both"/>
               <w:rPr>
                 <w:rFonts w:ascii="Arial Nova Cond" w:hAnsi="Arial Nova Cond" w:cs="Arial"/>
                 <w:color w:val="000000"/>
@@ -9008,7 +8986,7 @@
         </w:trPr>
         <w:tc>
           <w:tcPr>
-            <w:tcW w:w="875" w:type="dxa"/>
+            <w:tcW w:w="818" w:type="dxa"/>
             <w:vMerge w:val="restart"/>
             <w:vAlign w:val="center"/>
           </w:tcPr>
@@ -9047,7 +9025,7 @@
         </w:tc>
         <w:tc>
           <w:tcPr>
-            <w:tcW w:w="1095" w:type="dxa"/>
+            <w:tcW w:w="1018" w:type="dxa"/>
             <w:vAlign w:val="center"/>
           </w:tcPr>
           <w:p>
@@ -9085,34 +9063,7 @@
         </w:tc>
         <w:tc>
           <w:tcPr>
-            <w:tcW w:w="1726" w:type="dxa"/>
-            <w:vAlign w:val="center"/>
-          </w:tcPr>
-          <w:p>
-            <w:pPr>
-              <w:pStyle w:val="Sinespaciado"/>
-              <w:jc w:val="both"/>
-              <w:rPr>
-                <w:rFonts w:ascii="Arial Nova Cond" w:hAnsi="Arial Nova Cond"/>
-                <w:color w:val="000000" w:themeColor="text1"/>
-                <w:sz w:val="20"/>
-                <w:szCs w:val="20"/>
-              </w:rPr>
-            </w:pPr>
-            <w:r>
-              <w:rPr>
-                <w:rFonts w:ascii="Arial Nova Cond" w:eastAsia="Calibri" w:hAnsi="Arial Nova Cond" w:cs="Times New Roman"/>
-                <w:sz w:val="20"/>
-                <w:szCs w:val="20"/>
-                <w:lang w:val="es-ES_tradnl"/>
-              </w:rPr>
-              <w:t>{{problemapotencialidad5}}</w:t>
-            </w:r>
-          </w:p>
-        </w:tc>
-        <w:tc>
-          <w:tcPr>
-            <w:tcW w:w="6169" w:type="dxa"/>
+            <w:tcW w:w="5379" w:type="dxa"/>
             <w:vAlign w:val="center"/>
           </w:tcPr>
           <w:p>
@@ -9141,13 +9092,13 @@
                 <w:szCs w:val="20"/>
                 <w:lang w:val="es-ES_tradnl"/>
               </w:rPr>
-              <w:t>{{situacionsignificativa5}}</w:t>
-            </w:r>
-          </w:p>
-        </w:tc>
-        <w:tc>
-          <w:tcPr>
-            <w:tcW w:w="2015" w:type="dxa"/>
+              <w:t xml:space="preserve">{{situacionsignificativa5}} </w:t>
+            </w:r>
+          </w:p>
+        </w:tc>
+        <w:tc>
+          <w:tcPr>
+            <w:tcW w:w="1984" w:type="dxa"/>
             <w:vAlign w:val="center"/>
           </w:tcPr>
           <w:p>
@@ -9178,7 +9129,7 @@
         </w:tc>
         <w:tc>
           <w:tcPr>
-            <w:tcW w:w="1634" w:type="dxa"/>
+            <w:tcW w:w="2693" w:type="dxa"/>
             <w:vAlign w:val="center"/>
           </w:tcPr>
           <w:p>
@@ -9203,13 +9154,13 @@
                 <w:sz w:val="20"/>
                 <w:szCs w:val="20"/>
               </w:rPr>
-              <w:t>{{competencias5}}</w:t>
-            </w:r>
-          </w:p>
-        </w:tc>
-        <w:tc>
-          <w:tcPr>
-            <w:tcW w:w="1337" w:type="dxa"/>
+              <w:t>{{campotematico5}}</w:t>
+            </w:r>
+          </w:p>
+        </w:tc>
+        <w:tc>
+          <w:tcPr>
+            <w:tcW w:w="1560" w:type="dxa"/>
             <w:vAlign w:val="center"/>
           </w:tcPr>
           <w:p>
@@ -9217,7 +9168,38 @@
               <w:autoSpaceDE w:val="0"/>
               <w:autoSpaceDN w:val="0"/>
               <w:adjustRightInd w:val="0"/>
-              <w:jc w:val="center"/>
+              <w:jc w:val="both"/>
+              <w:rPr>
+                <w:rFonts w:ascii="Arial Nova Cond" w:hAnsi="Arial Nova Cond" w:cs="Arial"/>
+                <w:color w:val="000000"/>
+                <w:kern w:val="0"/>
+                <w:sz w:val="20"/>
+                <w:szCs w:val="20"/>
+              </w:rPr>
+            </w:pPr>
+            <w:r>
+              <w:rPr>
+                <w:rFonts w:ascii="Arial Nova Cond" w:hAnsi="Arial Nova Cond" w:cs="Arial"/>
+                <w:color w:val="000000"/>
+                <w:kern w:val="0"/>
+                <w:sz w:val="20"/>
+                <w:szCs w:val="20"/>
+              </w:rPr>
+              <w:t>{{competencias5}}</w:t>
+            </w:r>
+          </w:p>
+        </w:tc>
+        <w:tc>
+          <w:tcPr>
+            <w:tcW w:w="1399" w:type="dxa"/>
+            <w:vAlign w:val="center"/>
+          </w:tcPr>
+          <w:p>
+            <w:pPr>
+              <w:autoSpaceDE w:val="0"/>
+              <w:autoSpaceDN w:val="0"/>
+              <w:adjustRightInd w:val="0"/>
+              <w:jc w:val="both"/>
               <w:rPr>
                 <w:rFonts w:ascii="Arial Nova Cond" w:hAnsi="Arial Nova Cond" w:cs="Arial"/>
                 <w:color w:val="000000"/>
@@ -9246,7 +9228,7 @@
         </w:trPr>
         <w:tc>
           <w:tcPr>
-            <w:tcW w:w="875" w:type="dxa"/>
+            <w:tcW w:w="818" w:type="dxa"/>
             <w:vMerge/>
             <w:vAlign w:val="center"/>
           </w:tcPr>
@@ -9274,7 +9256,7 @@
         </w:tc>
         <w:tc>
           <w:tcPr>
-            <w:tcW w:w="1095" w:type="dxa"/>
+            <w:tcW w:w="1018" w:type="dxa"/>
             <w:vAlign w:val="center"/>
           </w:tcPr>
           <w:p>
@@ -9312,33 +9294,7 @@
         </w:tc>
         <w:tc>
           <w:tcPr>
-            <w:tcW w:w="1726" w:type="dxa"/>
-            <w:vAlign w:val="center"/>
-          </w:tcPr>
-          <w:p>
-            <w:pPr>
-              <w:pStyle w:val="Sinespaciado"/>
-              <w:jc w:val="both"/>
-              <w:rPr>
-                <w:rFonts w:ascii="Arial Nova Cond" w:hAnsi="Arial Nova Cond"/>
-                <w:sz w:val="20"/>
-                <w:szCs w:val="20"/>
-              </w:rPr>
-            </w:pPr>
-            <w:r>
-              <w:rPr>
-                <w:rFonts w:ascii="Arial Nova Cond" w:eastAsia="Calibri" w:hAnsi="Arial Nova Cond" w:cs="Times New Roman"/>
-                <w:sz w:val="20"/>
-                <w:szCs w:val="20"/>
-                <w:lang w:val="es-ES_tradnl"/>
-              </w:rPr>
-              <w:t>{{problemapotencialidad6}}</w:t>
-            </w:r>
-          </w:p>
-        </w:tc>
-        <w:tc>
-          <w:tcPr>
-            <w:tcW w:w="6169" w:type="dxa"/>
+            <w:tcW w:w="5379" w:type="dxa"/>
             <w:vAlign w:val="center"/>
           </w:tcPr>
           <w:p>
@@ -9372,7 +9328,7 @@
         </w:tc>
         <w:tc>
           <w:tcPr>
-            <w:tcW w:w="2015" w:type="dxa"/>
+            <w:tcW w:w="1984" w:type="dxa"/>
             <w:vAlign w:val="center"/>
           </w:tcPr>
           <w:p>
@@ -9403,7 +9359,7 @@
         </w:tc>
         <w:tc>
           <w:tcPr>
-            <w:tcW w:w="1634" w:type="dxa"/>
+            <w:tcW w:w="2693" w:type="dxa"/>
             <w:vAlign w:val="center"/>
           </w:tcPr>
           <w:p>
@@ -9428,13 +9384,13 @@
                 <w:sz w:val="20"/>
                 <w:szCs w:val="20"/>
               </w:rPr>
-              <w:t>{{competencias6}}</w:t>
-            </w:r>
-          </w:p>
-        </w:tc>
-        <w:tc>
-          <w:tcPr>
-            <w:tcW w:w="1337" w:type="dxa"/>
+              <w:t>{{campotematico6}}</w:t>
+            </w:r>
+          </w:p>
+        </w:tc>
+        <w:tc>
+          <w:tcPr>
+            <w:tcW w:w="1560" w:type="dxa"/>
             <w:vAlign w:val="center"/>
           </w:tcPr>
           <w:p>
@@ -9442,7 +9398,38 @@
               <w:autoSpaceDE w:val="0"/>
               <w:autoSpaceDN w:val="0"/>
               <w:adjustRightInd w:val="0"/>
-              <w:jc w:val="center"/>
+              <w:jc w:val="both"/>
+              <w:rPr>
+                <w:rFonts w:ascii="Arial Nova Cond" w:hAnsi="Arial Nova Cond" w:cs="Arial"/>
+                <w:color w:val="000000"/>
+                <w:kern w:val="0"/>
+                <w:sz w:val="20"/>
+                <w:szCs w:val="20"/>
+              </w:rPr>
+            </w:pPr>
+            <w:r>
+              <w:rPr>
+                <w:rFonts w:ascii="Arial Nova Cond" w:hAnsi="Arial Nova Cond" w:cs="Arial"/>
+                <w:color w:val="000000"/>
+                <w:kern w:val="0"/>
+                <w:sz w:val="20"/>
+                <w:szCs w:val="20"/>
+              </w:rPr>
+              <w:t>{{competencias6}}</w:t>
+            </w:r>
+          </w:p>
+        </w:tc>
+        <w:tc>
+          <w:tcPr>
+            <w:tcW w:w="1399" w:type="dxa"/>
+            <w:vAlign w:val="center"/>
+          </w:tcPr>
+          <w:p>
+            <w:pPr>
+              <w:autoSpaceDE w:val="0"/>
+              <w:autoSpaceDN w:val="0"/>
+              <w:adjustRightInd w:val="0"/>
+              <w:jc w:val="both"/>
               <w:rPr>
                 <w:rFonts w:ascii="Arial Nova Cond" w:hAnsi="Arial Nova Cond" w:cs="Arial"/>
                 <w:color w:val="000000"/>
@@ -9471,7 +9458,7 @@
         </w:trPr>
         <w:tc>
           <w:tcPr>
-            <w:tcW w:w="875" w:type="dxa"/>
+            <w:tcW w:w="818" w:type="dxa"/>
             <w:vMerge w:val="restart"/>
             <w:vAlign w:val="center"/>
           </w:tcPr>
@@ -9510,7 +9497,7 @@
         </w:tc>
         <w:tc>
           <w:tcPr>
-            <w:tcW w:w="1095" w:type="dxa"/>
+            <w:tcW w:w="1018" w:type="dxa"/>
             <w:vAlign w:val="center"/>
           </w:tcPr>
           <w:p>
@@ -9548,7 +9535,7 @@
         </w:tc>
         <w:tc>
           <w:tcPr>
-            <w:tcW w:w="1726" w:type="dxa"/>
+            <w:tcW w:w="5379" w:type="dxa"/>
             <w:vAlign w:val="center"/>
           </w:tcPr>
           <w:p>
@@ -9561,62 +9548,28 @@
               </w:tabs>
               <w:spacing w:line="276" w:lineRule="auto"/>
               <w:ind w:left="0"/>
+              <w:jc w:val="both"/>
+              <w:rPr>
+                <w:rFonts w:ascii="Arial Nova Cond" w:hAnsi="Arial Nova Cond"/>
+                <w:color w:val="000000" w:themeColor="text1"/>
+                <w:sz w:val="20"/>
+                <w:szCs w:val="20"/>
+              </w:rPr>
+            </w:pPr>
+            <w:r>
               <w:rPr>
                 <w:rFonts w:ascii="Arial Nova Cond" w:eastAsia="Calibri" w:hAnsi="Arial Nova Cond" w:cs="Times New Roman"/>
-                <w:color w:val="000000" w:themeColor="text1"/>
                 <w:sz w:val="20"/>
                 <w:szCs w:val="20"/>
                 <w:lang w:val="es-ES_tradnl"/>
               </w:rPr>
-            </w:pPr>
-            <w:r>
-              <w:rPr>
-                <w:rFonts w:ascii="Arial Nova Cond" w:eastAsia="Calibri" w:hAnsi="Arial Nova Cond" w:cs="Times New Roman"/>
-                <w:sz w:val="20"/>
-                <w:szCs w:val="20"/>
-                <w:lang w:val="es-ES_tradnl"/>
-              </w:rPr>
-              <w:t>{{problemapotencialidad7}}</w:t>
-            </w:r>
-          </w:p>
-        </w:tc>
-        <w:tc>
-          <w:tcPr>
-            <w:tcW w:w="6169" w:type="dxa"/>
-            <w:vAlign w:val="center"/>
-          </w:tcPr>
-          <w:p>
-            <w:pPr>
-              <w:pStyle w:val="Prrafodelista"/>
-              <w:tabs>
-                <w:tab w:val="left" w:pos="0"/>
-                <w:tab w:val="left" w:pos="142"/>
-                <w:tab w:val="left" w:pos="284"/>
-              </w:tabs>
-              <w:spacing w:line="276" w:lineRule="auto"/>
-              <w:ind w:left="0"/>
-              <w:jc w:val="both"/>
-              <w:rPr>
-                <w:rFonts w:ascii="Arial Nova Cond" w:hAnsi="Arial Nova Cond"/>
-                <w:color w:val="000000" w:themeColor="text1"/>
-                <w:sz w:val="20"/>
-                <w:szCs w:val="20"/>
-              </w:rPr>
-            </w:pPr>
-            <w:r>
-              <w:rPr>
-                <w:rFonts w:ascii="Arial Nova Cond" w:eastAsia="Calibri" w:hAnsi="Arial Nova Cond" w:cs="Times New Roman"/>
-                <w:sz w:val="20"/>
-                <w:szCs w:val="20"/>
-                <w:lang w:val="es-ES_tradnl"/>
-              </w:rPr>
               <w:t>{{situacionsignificativa7}}</w:t>
             </w:r>
           </w:p>
         </w:tc>
         <w:tc>
           <w:tcPr>
-            <w:tcW w:w="2015" w:type="dxa"/>
+            <w:tcW w:w="1984" w:type="dxa"/>
             <w:vAlign w:val="center"/>
           </w:tcPr>
           <w:p>
@@ -9647,7 +9600,7 @@
         </w:tc>
         <w:tc>
           <w:tcPr>
-            <w:tcW w:w="1634" w:type="dxa"/>
+            <w:tcW w:w="2693" w:type="dxa"/>
             <w:vAlign w:val="center"/>
           </w:tcPr>
           <w:p>
@@ -9672,13 +9625,13 @@
                 <w:sz w:val="20"/>
                 <w:szCs w:val="20"/>
               </w:rPr>
-              <w:t>{{competencias7}}</w:t>
-            </w:r>
-          </w:p>
-        </w:tc>
-        <w:tc>
-          <w:tcPr>
-            <w:tcW w:w="1337" w:type="dxa"/>
+              <w:t>{{campotematico7}}</w:t>
+            </w:r>
+          </w:p>
+        </w:tc>
+        <w:tc>
+          <w:tcPr>
+            <w:tcW w:w="1560" w:type="dxa"/>
             <w:vAlign w:val="center"/>
           </w:tcPr>
           <w:p>
@@ -9686,7 +9639,38 @@
               <w:autoSpaceDE w:val="0"/>
               <w:autoSpaceDN w:val="0"/>
               <w:adjustRightInd w:val="0"/>
-              <w:jc w:val="center"/>
+              <w:jc w:val="both"/>
+              <w:rPr>
+                <w:rFonts w:ascii="Arial Nova Cond" w:hAnsi="Arial Nova Cond" w:cs="Arial"/>
+                <w:color w:val="000000"/>
+                <w:kern w:val="0"/>
+                <w:sz w:val="20"/>
+                <w:szCs w:val="20"/>
+              </w:rPr>
+            </w:pPr>
+            <w:r>
+              <w:rPr>
+                <w:rFonts w:ascii="Arial Nova Cond" w:hAnsi="Arial Nova Cond" w:cs="Arial"/>
+                <w:color w:val="000000"/>
+                <w:kern w:val="0"/>
+                <w:sz w:val="20"/>
+                <w:szCs w:val="20"/>
+              </w:rPr>
+              <w:t>{{competencias7}}</w:t>
+            </w:r>
+          </w:p>
+        </w:tc>
+        <w:tc>
+          <w:tcPr>
+            <w:tcW w:w="1399" w:type="dxa"/>
+            <w:vAlign w:val="center"/>
+          </w:tcPr>
+          <w:p>
+            <w:pPr>
+              <w:autoSpaceDE w:val="0"/>
+              <w:autoSpaceDN w:val="0"/>
+              <w:adjustRightInd w:val="0"/>
+              <w:jc w:val="both"/>
               <w:rPr>
                 <w:rFonts w:ascii="Arial Nova Cond" w:hAnsi="Arial Nova Cond" w:cs="Arial"/>
                 <w:color w:val="000000"/>
@@ -9715,7 +9699,7 @@
         </w:trPr>
         <w:tc>
           <w:tcPr>
-            <w:tcW w:w="875" w:type="dxa"/>
+            <w:tcW w:w="818" w:type="dxa"/>
             <w:vMerge/>
             <w:vAlign w:val="center"/>
           </w:tcPr>
@@ -9743,7 +9727,7 @@
         </w:tc>
         <w:tc>
           <w:tcPr>
-            <w:tcW w:w="1095" w:type="dxa"/>
+            <w:tcW w:w="1018" w:type="dxa"/>
             <w:vAlign w:val="center"/>
           </w:tcPr>
           <w:p>
@@ -9781,7 +9765,7 @@
         </w:tc>
         <w:tc>
           <w:tcPr>
-            <w:tcW w:w="1726" w:type="dxa"/>
+            <w:tcW w:w="5379" w:type="dxa"/>
             <w:vAlign w:val="center"/>
           </w:tcPr>
           <w:p>
@@ -9794,6 +9778,7 @@
               </w:tabs>
               <w:spacing w:line="276" w:lineRule="auto"/>
               <w:ind w:left="0"/>
+              <w:jc w:val="both"/>
               <w:rPr>
                 <w:rFonts w:ascii="Arial Nova Cond" w:eastAsia="Calibri" w:hAnsi="Arial Nova Cond" w:cs="Times New Roman"/>
                 <w:color w:val="000000" w:themeColor="text1"/>
@@ -9809,48 +9794,13 @@
                 <w:szCs w:val="20"/>
                 <w:lang w:val="es-ES_tradnl"/>
               </w:rPr>
-              <w:t>{{problemapotencialidad8}}</w:t>
-            </w:r>
-          </w:p>
-        </w:tc>
-        <w:tc>
-          <w:tcPr>
-            <w:tcW w:w="6169" w:type="dxa"/>
-            <w:vAlign w:val="center"/>
-          </w:tcPr>
-          <w:p>
-            <w:pPr>
-              <w:pStyle w:val="Prrafodelista"/>
-              <w:tabs>
-                <w:tab w:val="left" w:pos="0"/>
-                <w:tab w:val="left" w:pos="142"/>
-                <w:tab w:val="left" w:pos="284"/>
-              </w:tabs>
-              <w:spacing w:line="276" w:lineRule="auto"/>
-              <w:ind w:left="0"/>
-              <w:jc w:val="both"/>
-              <w:rPr>
-                <w:rFonts w:ascii="Arial Nova Cond" w:eastAsia="Calibri" w:hAnsi="Arial Nova Cond" w:cs="Times New Roman"/>
-                <w:color w:val="000000" w:themeColor="text1"/>
-                <w:sz w:val="20"/>
-                <w:szCs w:val="20"/>
-                <w:lang w:val="es-ES_tradnl"/>
-              </w:rPr>
-            </w:pPr>
-            <w:r>
-              <w:rPr>
-                <w:rFonts w:ascii="Arial Nova Cond" w:eastAsia="Calibri" w:hAnsi="Arial Nova Cond" w:cs="Times New Roman"/>
-                <w:sz w:val="20"/>
-                <w:szCs w:val="20"/>
-                <w:lang w:val="es-ES_tradnl"/>
-              </w:rPr>
               <w:t>{{situacionsignificativa8}}</w:t>
             </w:r>
           </w:p>
         </w:tc>
         <w:tc>
           <w:tcPr>
-            <w:tcW w:w="2015" w:type="dxa"/>
+            <w:tcW w:w="1984" w:type="dxa"/>
             <w:vAlign w:val="center"/>
           </w:tcPr>
           <w:p>
@@ -9880,7 +9830,7 @@
         </w:tc>
         <w:tc>
           <w:tcPr>
-            <w:tcW w:w="1634" w:type="dxa"/>
+            <w:tcW w:w="2693" w:type="dxa"/>
             <w:vAlign w:val="center"/>
           </w:tcPr>
           <w:p>
@@ -9905,13 +9855,13 @@
                 <w:sz w:val="20"/>
                 <w:szCs w:val="20"/>
               </w:rPr>
-              <w:t>{{competencias8}}</w:t>
-            </w:r>
-          </w:p>
-        </w:tc>
-        <w:tc>
-          <w:tcPr>
-            <w:tcW w:w="1337" w:type="dxa"/>
+              <w:t>{{campotematico8}}</w:t>
+            </w:r>
+          </w:p>
+        </w:tc>
+        <w:tc>
+          <w:tcPr>
+            <w:tcW w:w="1560" w:type="dxa"/>
             <w:vAlign w:val="center"/>
           </w:tcPr>
           <w:p>
@@ -9919,7 +9869,38 @@
               <w:autoSpaceDE w:val="0"/>
               <w:autoSpaceDN w:val="0"/>
               <w:adjustRightInd w:val="0"/>
-              <w:jc w:val="center"/>
+              <w:jc w:val="both"/>
+              <w:rPr>
+                <w:rFonts w:ascii="Arial Nova Cond" w:hAnsi="Arial Nova Cond" w:cs="Arial"/>
+                <w:color w:val="000000"/>
+                <w:kern w:val="0"/>
+                <w:sz w:val="20"/>
+                <w:szCs w:val="20"/>
+              </w:rPr>
+            </w:pPr>
+            <w:r>
+              <w:rPr>
+                <w:rFonts w:ascii="Arial Nova Cond" w:hAnsi="Arial Nova Cond" w:cs="Arial"/>
+                <w:color w:val="000000"/>
+                <w:kern w:val="0"/>
+                <w:sz w:val="20"/>
+                <w:szCs w:val="20"/>
+              </w:rPr>
+              <w:t>{{competencias8}}</w:t>
+            </w:r>
+          </w:p>
+        </w:tc>
+        <w:tc>
+          <w:tcPr>
+            <w:tcW w:w="1399" w:type="dxa"/>
+            <w:vAlign w:val="center"/>
+          </w:tcPr>
+          <w:p>
+            <w:pPr>
+              <w:autoSpaceDE w:val="0"/>
+              <w:autoSpaceDN w:val="0"/>
+              <w:adjustRightInd w:val="0"/>
+              <w:jc w:val="both"/>
               <w:rPr>
                 <w:rFonts w:ascii="Arial Nova Cond" w:hAnsi="Arial Nova Cond" w:cs="Arial"/>
                 <w:color w:val="000000"/>
@@ -21462,25 +21443,7 @@
                 <w:color w:val="000000" w:themeColor="text1"/>
                 <w:lang w:val="es-ES"/>
               </w:rPr>
-              <w:t xml:space="preserve">Módulos de emprendimiento </w:t>
-            </w:r>
-            <w:proofErr w:type="spellStart"/>
-            <w:r>
-              <w:rPr>
-                <w:rFonts w:ascii="Arial Nova Cond Light" w:hAnsi="Arial Nova Cond Light"/>
-                <w:color w:val="000000" w:themeColor="text1"/>
-                <w:lang w:val="es-ES"/>
-              </w:rPr>
-              <w:t>World</w:t>
-            </w:r>
-            <w:proofErr w:type="spellEnd"/>
-            <w:r>
-              <w:rPr>
-                <w:rFonts w:ascii="Arial Nova Cond Light" w:hAnsi="Arial Nova Cond Light"/>
-                <w:color w:val="000000" w:themeColor="text1"/>
-                <w:lang w:val="es-ES"/>
-              </w:rPr>
-              <w:t xml:space="preserve"> Visión </w:t>
+              <w:t xml:space="preserve">Módulos de emprendimiento World Visión </w:t>
             </w:r>
             <w:r>
               <w:rPr>
@@ -21624,27 +21587,7 @@
                 <w:kern w:val="0"/>
                 <w14:ligatures w14:val="none"/>
               </w:rPr>
-              <w:t xml:space="preserve">Minedu (2016). Programa curricular de educación secundaria. Resolución Ministerial </w:t>
-            </w:r>
-            <w:proofErr w:type="spellStart"/>
-            <w:r>
-              <w:rPr>
-                <w:rFonts w:ascii="Arial Nova Cond Light" w:eastAsia="Calibri" w:hAnsi="Arial Nova Cond Light" w:cs="Calibri Light"/>
-                <w:color w:val="000000" w:themeColor="text1"/>
-                <w:kern w:val="0"/>
-                <w14:ligatures w14:val="none"/>
-              </w:rPr>
-              <w:t>N°</w:t>
-            </w:r>
-            <w:proofErr w:type="spellEnd"/>
-            <w:r>
-              <w:rPr>
-                <w:rFonts w:ascii="Arial Nova Cond Light" w:eastAsia="Calibri" w:hAnsi="Arial Nova Cond Light" w:cs="Calibri Light"/>
-                <w:color w:val="000000" w:themeColor="text1"/>
-                <w:kern w:val="0"/>
-                <w14:ligatures w14:val="none"/>
-              </w:rPr>
-              <w:t xml:space="preserve"> 649-2016-Minedu. </w:t>
+              <w:t xml:space="preserve">Minedu (2016). Programa curricular de educación secundaria. Resolución Ministerial N° 649-2016-Minedu. </w:t>
             </w:r>
           </w:p>
           <w:p>
@@ -21671,27 +21614,7 @@
                 <w:kern w:val="0"/>
                 <w14:ligatures w14:val="none"/>
               </w:rPr>
-              <w:t xml:space="preserve">Minedu (2016). Currículo Nacional de la educación básica. Resolución Ministerial </w:t>
-            </w:r>
-            <w:proofErr w:type="spellStart"/>
-            <w:r>
-              <w:rPr>
-                <w:rFonts w:ascii="Arial Nova Cond Light" w:eastAsia="Calibri" w:hAnsi="Arial Nova Cond Light" w:cs="Calibri Light"/>
-                <w:color w:val="000000" w:themeColor="text1"/>
-                <w:kern w:val="0"/>
-                <w14:ligatures w14:val="none"/>
-              </w:rPr>
-              <w:t>N°</w:t>
-            </w:r>
-            <w:proofErr w:type="spellEnd"/>
-            <w:r>
-              <w:rPr>
-                <w:rFonts w:ascii="Arial Nova Cond Light" w:eastAsia="Calibri" w:hAnsi="Arial Nova Cond Light" w:cs="Calibri Light"/>
-                <w:color w:val="000000" w:themeColor="text1"/>
-                <w:kern w:val="0"/>
-                <w14:ligatures w14:val="none"/>
-              </w:rPr>
-              <w:t xml:space="preserve"> 281-2016-Minedu y su modificatoria. </w:t>
+              <w:t xml:space="preserve">Minedu (2016). Currículo Nacional de la educación básica. Resolución Ministerial N° 281-2016-Minedu y su modificatoria. </w:t>
             </w:r>
           </w:p>
           <w:p>
@@ -22267,7 +22190,7 @@
 </file>
 
 <file path=word/endnotes.xml><?xml version="1.0" encoding="utf-8"?>
-<w:endnotes xmlns:wpc="http://schemas.microsoft.com/office/word/2010/wordprocessingCanvas" xmlns:cx="http://schemas.microsoft.com/office/drawing/2014/chartex" xmlns:cx1="http://schemas.microsoft.com/office/drawing/2015/9/8/chartex" xmlns:cx2="http://schemas.microsoft.com/office/drawing/2015/10/21/chartex" xmlns:cx3="http://schemas.microsoft.com/office/drawing/2016/5/9/chartex" xmlns:cx4="http://schemas.microsoft.com/office/drawing/2016/5/10/chartex" xmlns:cx5="http://schemas.microsoft.com/office/drawing/2016/5/11/chartex" xmlns:cx6="http://schemas.microsoft.com/office/drawing/2016/5/12/chartex" xmlns:cx7="http://schemas.microsoft.com/office/drawing/2016/5/13/chartex" xmlns:cx8="http://schemas.microsoft.com/office/drawing/2016/5/14/chartex" xmlns:mc="http://schemas.openxmlformats.org/markup-compatibility/2006" xmlns:aink="http://schemas.microsoft.com/office/drawing/2016/ink" xmlns:am3d="http://schemas.microsoft.com/office/drawing/2017/model3d" xmlns:o="urn:schemas-microsoft-com:office:office" xmlns:oel="http://schemas.microsoft.com/office/2019/extlst" xmlns:r="http://schemas.openxmlformats.org/officeDocument/2006/relationships" xmlns:m="http://schemas.openxmlformats.org/officeDocument/2006/math" xmlns:v="urn:schemas-microsoft-com:vml" xmlns:wp14="http://schemas.microsoft.com/office/word/2010/wordprocessingDrawing" xmlns:wp="http://schemas.openxmlformats.org/drawingml/2006/wordprocessingDrawing" xmlns:w10="urn:schemas-microsoft-com:office:word" xmlns:w="http://schemas.openxmlformats.org/wordprocessingml/2006/main" xmlns:w14="http://schemas.microsoft.com/office/word/2010/wordml" xmlns:w15="http://schemas.microsoft.com/office/word/2012/wordml" xmlns:w16cex="http://schemas.microsoft.com/office/word/2018/wordml/cex" xmlns:w16cid="http://schemas.microsoft.com/office/word/2016/wordml/cid" xmlns:w16="http://schemas.microsoft.com/office/word/2018/wordml" xmlns:w16du="http://schemas.microsoft.com/office/word/2023/wordml/word16du" xmlns:w16sdtdh="http://schemas.microsoft.com/office/word/2020/wordml/sdtdatahash" xmlns:w16se="http://schemas.microsoft.com/office/word/2015/wordml/symex" xmlns:wpg="http://schemas.microsoft.com/office/word/2010/wordprocessingGroup" xmlns:wpi="http://schemas.microsoft.com/office/word/2010/wordprocessingInk" xmlns:wne="http://schemas.microsoft.com/office/word/2006/wordml" xmlns:wps="http://schemas.microsoft.com/office/word/2010/wordprocessingShape" mc:Ignorable="w14 w15 w16se w16cid w16 w16cex w16sdtdh w16du wp14">
+<w:endnotes xmlns:wpc="http://schemas.microsoft.com/office/word/2010/wordprocessingCanvas" xmlns:cx="http://schemas.microsoft.com/office/drawing/2014/chartex" xmlns:cx1="http://schemas.microsoft.com/office/drawing/2015/9/8/chartex" xmlns:cx2="http://schemas.microsoft.com/office/drawing/2015/10/21/chartex" xmlns:cx3="http://schemas.microsoft.com/office/drawing/2016/5/9/chartex" xmlns:cx4="http://schemas.microsoft.com/office/drawing/2016/5/10/chartex" xmlns:cx5="http://schemas.microsoft.com/office/drawing/2016/5/11/chartex" xmlns:cx6="http://schemas.microsoft.com/office/drawing/2016/5/12/chartex" xmlns:cx7="http://schemas.microsoft.com/office/drawing/2016/5/13/chartex" xmlns:cx8="http://schemas.microsoft.com/office/drawing/2016/5/14/chartex" xmlns:mc="http://schemas.openxmlformats.org/markup-compatibility/2006" xmlns:aink="http://schemas.microsoft.com/office/drawing/2016/ink" xmlns:am3d="http://schemas.microsoft.com/office/drawing/2017/model3d" xmlns:o="urn:schemas-microsoft-com:office:office" xmlns:oel="http://schemas.microsoft.com/office/2019/extlst" xmlns:r="http://schemas.openxmlformats.org/officeDocument/2006/relationships" xmlns:m="http://schemas.openxmlformats.org/officeDocument/2006/math" xmlns:v="urn:schemas-microsoft-com:vml" xmlns:wp14="http://schemas.microsoft.com/office/word/2010/wordprocessingDrawing" xmlns:wp="http://schemas.openxmlformats.org/drawingml/2006/wordprocessingDrawing" xmlns:w10="urn:schemas-microsoft-com:office:word" xmlns:w="http://schemas.openxmlformats.org/wordprocessingml/2006/main" xmlns:w14="http://schemas.microsoft.com/office/word/2010/wordml" xmlns:w15="http://schemas.microsoft.com/office/word/2012/wordml" xmlns:w16cex="http://schemas.microsoft.com/office/word/2018/wordml/cex" xmlns:w16cid="http://schemas.microsoft.com/office/word/2016/wordml/cid" xmlns:w16="http://schemas.microsoft.com/office/word/2018/wordml" xmlns:w16du="http://schemas.microsoft.com/office/word/2023/wordml/word16du" xmlns:w16sdtdh="http://schemas.microsoft.com/office/word/2020/wordml/sdtdatahash" xmlns:w16sdtfl="http://schemas.microsoft.com/office/word/2024/wordml/sdtformatlock" xmlns:w16se="http://schemas.microsoft.com/office/word/2015/wordml/symex" xmlns:wpg="http://schemas.microsoft.com/office/word/2010/wordprocessingGroup" xmlns:wpi="http://schemas.microsoft.com/office/word/2010/wordprocessingInk" xmlns:wne="http://schemas.microsoft.com/office/word/2006/wordml" xmlns:wps="http://schemas.microsoft.com/office/word/2010/wordprocessingShape" mc:Ignorable="w14 w15 w16se w16cid w16 w16cex w16sdtdh w16sdtfl w16du wp14">
   <w:endnote w:type="separator" w:id="-1">
     <w:p>
       <w:pPr>
@@ -22292,7 +22215,7 @@
 </file>
 
 <file path=word/footer1.xml><?xml version="1.0" encoding="utf-8"?>
-<w:ftr xmlns:wpc="http://schemas.microsoft.com/office/word/2010/wordprocessingCanvas" xmlns:cx="http://schemas.microsoft.com/office/drawing/2014/chartex" xmlns:cx1="http://schemas.microsoft.com/office/drawing/2015/9/8/chartex" xmlns:cx2="http://schemas.microsoft.com/office/drawing/2015/10/21/chartex" xmlns:cx3="http://schemas.microsoft.com/office/drawing/2016/5/9/chartex" xmlns:cx4="http://schemas.microsoft.com/office/drawing/2016/5/10/chartex" xmlns:cx5="http://schemas.microsoft.com/office/drawing/2016/5/11/chartex" xmlns:cx6="http://schemas.microsoft.com/office/drawing/2016/5/12/chartex" xmlns:cx7="http://schemas.microsoft.com/office/drawing/2016/5/13/chartex" xmlns:cx8="http://schemas.microsoft.com/office/drawing/2016/5/14/chartex" xmlns:mc="http://schemas.openxmlformats.org/markup-compatibility/2006" xmlns:aink="http://schemas.microsoft.com/office/drawing/2016/ink" xmlns:am3d="http://schemas.microsoft.com/office/drawing/2017/model3d" xmlns:o="urn:schemas-microsoft-com:office:office" xmlns:oel="http://schemas.microsoft.com/office/2019/extlst" xmlns:r="http://schemas.openxmlformats.org/officeDocument/2006/relationships" xmlns:m="http://schemas.openxmlformats.org/officeDocument/2006/math" xmlns:v="urn:schemas-microsoft-com:vml" xmlns:wp14="http://schemas.microsoft.com/office/word/2010/wordprocessingDrawing" xmlns:wp="http://schemas.openxmlformats.org/drawingml/2006/wordprocessingDrawing" xmlns:w10="urn:schemas-microsoft-com:office:word" xmlns:w="http://schemas.openxmlformats.org/wordprocessingml/2006/main" xmlns:w14="http://schemas.microsoft.com/office/word/2010/wordml" xmlns:w15="http://schemas.microsoft.com/office/word/2012/wordml" xmlns:w16cex="http://schemas.microsoft.com/office/word/2018/wordml/cex" xmlns:w16cid="http://schemas.microsoft.com/office/word/2016/wordml/cid" xmlns:w16="http://schemas.microsoft.com/office/word/2018/wordml" xmlns:w16du="http://schemas.microsoft.com/office/word/2023/wordml/word16du" xmlns:w16sdtdh="http://schemas.microsoft.com/office/word/2020/wordml/sdtdatahash" xmlns:w16se="http://schemas.microsoft.com/office/word/2015/wordml/symex" xmlns:wpg="http://schemas.microsoft.com/office/word/2010/wordprocessingGroup" xmlns:wpi="http://schemas.microsoft.com/office/word/2010/wordprocessingInk" xmlns:wne="http://schemas.microsoft.com/office/word/2006/wordml" xmlns:wps="http://schemas.microsoft.com/office/word/2010/wordprocessingShape" mc:Ignorable="w14 w15 w16se w16cid w16 w16cex w16sdtdh w16du wp14">
+<w:ftr xmlns:wpc="http://schemas.microsoft.com/office/word/2010/wordprocessingCanvas" xmlns:cx="http://schemas.microsoft.com/office/drawing/2014/chartex" xmlns:cx1="http://schemas.microsoft.com/office/drawing/2015/9/8/chartex" xmlns:cx2="http://schemas.microsoft.com/office/drawing/2015/10/21/chartex" xmlns:cx3="http://schemas.microsoft.com/office/drawing/2016/5/9/chartex" xmlns:cx4="http://schemas.microsoft.com/office/drawing/2016/5/10/chartex" xmlns:cx5="http://schemas.microsoft.com/office/drawing/2016/5/11/chartex" xmlns:cx6="http://schemas.microsoft.com/office/drawing/2016/5/12/chartex" xmlns:cx7="http://schemas.microsoft.com/office/drawing/2016/5/13/chartex" xmlns:cx8="http://schemas.microsoft.com/office/drawing/2016/5/14/chartex" xmlns:mc="http://schemas.openxmlformats.org/markup-compatibility/2006" xmlns:aink="http://schemas.microsoft.com/office/drawing/2016/ink" xmlns:am3d="http://schemas.microsoft.com/office/drawing/2017/model3d" xmlns:o="urn:schemas-microsoft-com:office:office" xmlns:oel="http://schemas.microsoft.com/office/2019/extlst" xmlns:r="http://schemas.openxmlformats.org/officeDocument/2006/relationships" xmlns:m="http://schemas.openxmlformats.org/officeDocument/2006/math" xmlns:v="urn:schemas-microsoft-com:vml" xmlns:wp14="http://schemas.microsoft.com/office/word/2010/wordprocessingDrawing" xmlns:wp="http://schemas.openxmlformats.org/drawingml/2006/wordprocessingDrawing" xmlns:w10="urn:schemas-microsoft-com:office:word" xmlns:w="http://schemas.openxmlformats.org/wordprocessingml/2006/main" xmlns:w14="http://schemas.microsoft.com/office/word/2010/wordml" xmlns:w15="http://schemas.microsoft.com/office/word/2012/wordml" xmlns:w16cex="http://schemas.microsoft.com/office/word/2018/wordml/cex" xmlns:w16cid="http://schemas.microsoft.com/office/word/2016/wordml/cid" xmlns:w16="http://schemas.microsoft.com/office/word/2018/wordml" xmlns:w16du="http://schemas.microsoft.com/office/word/2023/wordml/word16du" xmlns:w16sdtdh="http://schemas.microsoft.com/office/word/2020/wordml/sdtdatahash" xmlns:w16sdtfl="http://schemas.microsoft.com/office/word/2024/wordml/sdtformatlock" xmlns:w16se="http://schemas.microsoft.com/office/word/2015/wordml/symex" xmlns:wpg="http://schemas.microsoft.com/office/word/2010/wordprocessingGroup" xmlns:wpi="http://schemas.microsoft.com/office/word/2010/wordprocessingInk" xmlns:wne="http://schemas.microsoft.com/office/word/2006/wordml" xmlns:wps="http://schemas.microsoft.com/office/word/2010/wordprocessingShape" mc:Ignorable="w14 w15 w16se w16cid w16 w16cex w16sdtdh w16sdtfl w16du wp14">
   <w:p>
     <w:pPr>
       <w:pStyle w:val="Piedepgina"/>
@@ -22753,7 +22676,7 @@
 </file>
 
 <file path=word/footnotes.xml><?xml version="1.0" encoding="utf-8"?>
-<w:footnotes xmlns:wpc="http://schemas.microsoft.com/office/word/2010/wordprocessingCanvas" xmlns:cx="http://schemas.microsoft.com/office/drawing/2014/chartex" xmlns:cx1="http://schemas.microsoft.com/office/drawing/2015/9/8/chartex" xmlns:cx2="http://schemas.microsoft.com/office/drawing/2015/10/21/chartex" xmlns:cx3="http://schemas.microsoft.com/office/drawing/2016/5/9/chartex" xmlns:cx4="http://schemas.microsoft.com/office/drawing/2016/5/10/chartex" xmlns:cx5="http://schemas.microsoft.com/office/drawing/2016/5/11/chartex" xmlns:cx6="http://schemas.microsoft.com/office/drawing/2016/5/12/chartex" xmlns:cx7="http://schemas.microsoft.com/office/drawing/2016/5/13/chartex" xmlns:cx8="http://schemas.microsoft.com/office/drawing/2016/5/14/chartex" xmlns:mc="http://schemas.openxmlformats.org/markup-compatibility/2006" xmlns:aink="http://schemas.microsoft.com/office/drawing/2016/ink" xmlns:am3d="http://schemas.microsoft.com/office/drawing/2017/model3d" xmlns:o="urn:schemas-microsoft-com:office:office" xmlns:oel="http://schemas.microsoft.com/office/2019/extlst" xmlns:r="http://schemas.openxmlformats.org/officeDocument/2006/relationships" xmlns:m="http://schemas.openxmlformats.org/officeDocument/2006/math" xmlns:v="urn:schemas-microsoft-com:vml" xmlns:wp14="http://schemas.microsoft.com/office/word/2010/wordprocessingDrawing" xmlns:wp="http://schemas.openxmlformats.org/drawingml/2006/wordprocessingDrawing" xmlns:w10="urn:schemas-microsoft-com:office:word" xmlns:w="http://schemas.openxmlformats.org/wordprocessingml/2006/main" xmlns:w14="http://schemas.microsoft.com/office/word/2010/wordml" xmlns:w15="http://schemas.microsoft.com/office/word/2012/wordml" xmlns:w16cex="http://schemas.microsoft.com/office/word/2018/wordml/cex" xmlns:w16cid="http://schemas.microsoft.com/office/word/2016/wordml/cid" xmlns:w16="http://schemas.microsoft.com/office/word/2018/wordml" xmlns:w16du="http://schemas.microsoft.com/office/word/2023/wordml/word16du" xmlns:w16sdtdh="http://schemas.microsoft.com/office/word/2020/wordml/sdtdatahash" xmlns:w16se="http://schemas.microsoft.com/office/word/2015/wordml/symex" xmlns:wpg="http://schemas.microsoft.com/office/word/2010/wordprocessingGroup" xmlns:wpi="http://schemas.microsoft.com/office/word/2010/wordprocessingInk" xmlns:wne="http://schemas.microsoft.com/office/word/2006/wordml" xmlns:wps="http://schemas.microsoft.com/office/word/2010/wordprocessingShape" mc:Ignorable="w14 w15 w16se w16cid w16 w16cex w16sdtdh w16du wp14">
+<w:footnotes xmlns:wpc="http://schemas.microsoft.com/office/word/2010/wordprocessingCanvas" xmlns:cx="http://schemas.microsoft.com/office/drawing/2014/chartex" xmlns:cx1="http://schemas.microsoft.com/office/drawing/2015/9/8/chartex" xmlns:cx2="http://schemas.microsoft.com/office/drawing/2015/10/21/chartex" xmlns:cx3="http://schemas.microsoft.com/office/drawing/2016/5/9/chartex" xmlns:cx4="http://schemas.microsoft.com/office/drawing/2016/5/10/chartex" xmlns:cx5="http://schemas.microsoft.com/office/drawing/2016/5/11/chartex" xmlns:cx6="http://schemas.microsoft.com/office/drawing/2016/5/12/chartex" xmlns:cx7="http://schemas.microsoft.com/office/drawing/2016/5/13/chartex" xmlns:cx8="http://schemas.microsoft.com/office/drawing/2016/5/14/chartex" xmlns:mc="http://schemas.openxmlformats.org/markup-compatibility/2006" xmlns:aink="http://schemas.microsoft.com/office/drawing/2016/ink" xmlns:am3d="http://schemas.microsoft.com/office/drawing/2017/model3d" xmlns:o="urn:schemas-microsoft-com:office:office" xmlns:oel="http://schemas.microsoft.com/office/2019/extlst" xmlns:r="http://schemas.openxmlformats.org/officeDocument/2006/relationships" xmlns:m="http://schemas.openxmlformats.org/officeDocument/2006/math" xmlns:v="urn:schemas-microsoft-com:vml" xmlns:wp14="http://schemas.microsoft.com/office/word/2010/wordprocessingDrawing" xmlns:wp="http://schemas.openxmlformats.org/drawingml/2006/wordprocessingDrawing" xmlns:w10="urn:schemas-microsoft-com:office:word" xmlns:w="http://schemas.openxmlformats.org/wordprocessingml/2006/main" xmlns:w14="http://schemas.microsoft.com/office/word/2010/wordml" xmlns:w15="http://schemas.microsoft.com/office/word/2012/wordml" xmlns:w16cex="http://schemas.microsoft.com/office/word/2018/wordml/cex" xmlns:w16cid="http://schemas.microsoft.com/office/word/2016/wordml/cid" xmlns:w16="http://schemas.microsoft.com/office/word/2018/wordml" xmlns:w16du="http://schemas.microsoft.com/office/word/2023/wordml/word16du" xmlns:w16sdtdh="http://schemas.microsoft.com/office/word/2020/wordml/sdtdatahash" xmlns:w16sdtfl="http://schemas.microsoft.com/office/word/2024/wordml/sdtformatlock" xmlns:w16se="http://schemas.microsoft.com/office/word/2015/wordml/symex" xmlns:wpg="http://schemas.microsoft.com/office/word/2010/wordprocessingGroup" xmlns:wpi="http://schemas.microsoft.com/office/word/2010/wordprocessingInk" xmlns:wne="http://schemas.microsoft.com/office/word/2006/wordml" xmlns:wps="http://schemas.microsoft.com/office/word/2010/wordprocessingShape" mc:Ignorable="w14 w15 w16se w16cid w16 w16cex w16sdtdh w16sdtfl w16du wp14">
   <w:footnote w:type="separator" w:id="-1">
     <w:p>
       <w:pPr>
@@ -22778,7 +22701,7 @@
 </file>
 
 <file path=word/header1.xml><?xml version="1.0" encoding="utf-8"?>
-<w:hdr xmlns:wpc="http://schemas.microsoft.com/office/word/2010/wordprocessingCanvas" xmlns:cx="http://schemas.microsoft.com/office/drawing/2014/chartex" xmlns:cx1="http://schemas.microsoft.com/office/drawing/2015/9/8/chartex" xmlns:cx2="http://schemas.microsoft.com/office/drawing/2015/10/21/chartex" xmlns:cx3="http://schemas.microsoft.com/office/drawing/2016/5/9/chartex" xmlns:cx4="http://schemas.microsoft.com/office/drawing/2016/5/10/chartex" xmlns:cx5="http://schemas.microsoft.com/office/drawing/2016/5/11/chartex" xmlns:cx6="http://schemas.microsoft.com/office/drawing/2016/5/12/chartex" xmlns:cx7="http://schemas.microsoft.com/office/drawing/2016/5/13/chartex" xmlns:cx8="http://schemas.microsoft.com/office/drawing/2016/5/14/chartex" xmlns:mc="http://schemas.openxmlformats.org/markup-compatibility/2006" xmlns:aink="http://schemas.microsoft.com/office/drawing/2016/ink" xmlns:am3d="http://schemas.microsoft.com/office/drawing/2017/model3d" xmlns:o="urn:schemas-microsoft-com:office:office" xmlns:oel="http://schemas.microsoft.com/office/2019/extlst" xmlns:r="http://schemas.openxmlformats.org/officeDocument/2006/relationships" xmlns:m="http://schemas.openxmlformats.org/officeDocument/2006/math" xmlns:v="urn:schemas-microsoft-com:vml" xmlns:wp14="http://schemas.microsoft.com/office/word/2010/wordprocessingDrawing" xmlns:wp="http://schemas.openxmlformats.org/drawingml/2006/wordprocessingDrawing" xmlns:w10="urn:schemas-microsoft-com:office:word" xmlns:w="http://schemas.openxmlformats.org/wordprocessingml/2006/main" xmlns:w14="http://schemas.microsoft.com/office/word/2010/wordml" xmlns:w15="http://schemas.microsoft.com/office/word/2012/wordml" xmlns:w16cex="http://schemas.microsoft.com/office/word/2018/wordml/cex" xmlns:w16cid="http://schemas.microsoft.com/office/word/2016/wordml/cid" xmlns:w16="http://schemas.microsoft.com/office/word/2018/wordml" xmlns:w16du="http://schemas.microsoft.com/office/word/2023/wordml/word16du" xmlns:w16sdtdh="http://schemas.microsoft.com/office/word/2020/wordml/sdtdatahash" xmlns:w16se="http://schemas.microsoft.com/office/word/2015/wordml/symex" xmlns:wpg="http://schemas.microsoft.com/office/word/2010/wordprocessingGroup" xmlns:wpi="http://schemas.microsoft.com/office/word/2010/wordprocessingInk" xmlns:wne="http://schemas.microsoft.com/office/word/2006/wordml" xmlns:wps="http://schemas.microsoft.com/office/word/2010/wordprocessingShape" mc:Ignorable="w14 w15 w16se w16cid w16 w16cex w16sdtdh w16du wp14">
+<w:hdr xmlns:wpc="http://schemas.microsoft.com/office/word/2010/wordprocessingCanvas" xmlns:cx="http://schemas.microsoft.com/office/drawing/2014/chartex" xmlns:cx1="http://schemas.microsoft.com/office/drawing/2015/9/8/chartex" xmlns:cx2="http://schemas.microsoft.com/office/drawing/2015/10/21/chartex" xmlns:cx3="http://schemas.microsoft.com/office/drawing/2016/5/9/chartex" xmlns:cx4="http://schemas.microsoft.com/office/drawing/2016/5/10/chartex" xmlns:cx5="http://schemas.microsoft.com/office/drawing/2016/5/11/chartex" xmlns:cx6="http://schemas.microsoft.com/office/drawing/2016/5/12/chartex" xmlns:cx7="http://schemas.microsoft.com/office/drawing/2016/5/13/chartex" xmlns:cx8="http://schemas.microsoft.com/office/drawing/2016/5/14/chartex" xmlns:mc="http://schemas.openxmlformats.org/markup-compatibility/2006" xmlns:aink="http://schemas.microsoft.com/office/drawing/2016/ink" xmlns:am3d="http://schemas.microsoft.com/office/drawing/2017/model3d" xmlns:o="urn:schemas-microsoft-com:office:office" xmlns:oel="http://schemas.microsoft.com/office/2019/extlst" xmlns:r="http://schemas.openxmlformats.org/officeDocument/2006/relationships" xmlns:m="http://schemas.openxmlformats.org/officeDocument/2006/math" xmlns:v="urn:schemas-microsoft-com:vml" xmlns:wp14="http://schemas.microsoft.com/office/word/2010/wordprocessingDrawing" xmlns:wp="http://schemas.openxmlformats.org/drawingml/2006/wordprocessingDrawing" xmlns:w10="urn:schemas-microsoft-com:office:word" xmlns:w="http://schemas.openxmlformats.org/wordprocessingml/2006/main" xmlns:w14="http://schemas.microsoft.com/office/word/2010/wordml" xmlns:w15="http://schemas.microsoft.com/office/word/2012/wordml" xmlns:w16cex="http://schemas.microsoft.com/office/word/2018/wordml/cex" xmlns:w16cid="http://schemas.microsoft.com/office/word/2016/wordml/cid" xmlns:w16="http://schemas.microsoft.com/office/word/2018/wordml" xmlns:w16du="http://schemas.microsoft.com/office/word/2023/wordml/word16du" xmlns:w16sdtdh="http://schemas.microsoft.com/office/word/2020/wordml/sdtdatahash" xmlns:w16sdtfl="http://schemas.microsoft.com/office/word/2024/wordml/sdtformatlock" xmlns:w16se="http://schemas.microsoft.com/office/word/2015/wordml/symex" xmlns:wpg="http://schemas.microsoft.com/office/word/2010/wordprocessingGroup" xmlns:wpi="http://schemas.microsoft.com/office/word/2010/wordprocessingInk" xmlns:wne="http://schemas.microsoft.com/office/word/2006/wordml" xmlns:wps="http://schemas.microsoft.com/office/word/2010/wordprocessingShape" mc:Ignorable="w14 w15 w16se w16cid w16 w16cex w16sdtdh w16sdtfl w16du wp14">
   <w:tbl>
     <w:tblPr>
       <w:tblStyle w:val="Tablaconcuadrcula"/>
@@ -23068,7 +22991,7 @@
 </file>
 
 <file path=word/numbering.xml><?xml version="1.0" encoding="utf-8"?>
-<w:numbering xmlns:wpc="http://schemas.microsoft.com/office/word/2010/wordprocessingCanvas" xmlns:cx="http://schemas.microsoft.com/office/drawing/2014/chartex" xmlns:cx1="http://schemas.microsoft.com/office/drawing/2015/9/8/chartex" xmlns:cx2="http://schemas.microsoft.com/office/drawing/2015/10/21/chartex" xmlns:cx3="http://schemas.microsoft.com/office/drawing/2016/5/9/chartex" xmlns:cx4="http://schemas.microsoft.com/office/drawing/2016/5/10/chartex" xmlns:cx5="http://schemas.microsoft.com/office/drawing/2016/5/11/chartex" xmlns:cx6="http://schemas.microsoft.com/office/drawing/2016/5/12/chartex" xmlns:cx7="http://schemas.microsoft.com/office/drawing/2016/5/13/chartex" xmlns:cx8="http://schemas.microsoft.com/office/drawing/2016/5/14/chartex" xmlns:mc="http://schemas.openxmlformats.org/markup-compatibility/2006" xmlns:aink="http://schemas.microsoft.com/office/drawing/2016/ink" xmlns:am3d="http://schemas.microsoft.com/office/drawing/2017/model3d" xmlns:o="urn:schemas-microsoft-com:office:office" xmlns:oel="http://schemas.microsoft.com/office/2019/extlst" xmlns:r="http://schemas.openxmlformats.org/officeDocument/2006/relationships" xmlns:m="http://schemas.openxmlformats.org/officeDocument/2006/math" xmlns:v="urn:schemas-microsoft-com:vml" xmlns:wp14="http://schemas.microsoft.com/office/word/2010/wordprocessingDrawing" xmlns:wp="http://schemas.openxmlformats.org/drawingml/2006/wordprocessingDrawing" xmlns:w10="urn:schemas-microsoft-com:office:word" xmlns:w="http://schemas.openxmlformats.org/wordprocessingml/2006/main" xmlns:w14="http://schemas.microsoft.com/office/word/2010/wordml" xmlns:w15="http://schemas.microsoft.com/office/word/2012/wordml" xmlns:w16cex="http://schemas.microsoft.com/office/word/2018/wordml/cex" xmlns:w16cid="http://schemas.microsoft.com/office/word/2016/wordml/cid" xmlns:w16="http://schemas.microsoft.com/office/word/2018/wordml" xmlns:w16du="http://schemas.microsoft.com/office/word/2023/wordml/word16du" xmlns:w16sdtdh="http://schemas.microsoft.com/office/word/2020/wordml/sdtdatahash" xmlns:w16se="http://schemas.microsoft.com/office/word/2015/wordml/symex" xmlns:wpg="http://schemas.microsoft.com/office/word/2010/wordprocessingGroup" xmlns:wpi="http://schemas.microsoft.com/office/word/2010/wordprocessingInk" xmlns:wne="http://schemas.microsoft.com/office/word/2006/wordml" xmlns:wps="http://schemas.microsoft.com/office/word/2010/wordprocessingShape" mc:Ignorable="w14 w15 w16se w16cid w16 w16cex w16sdtdh w16du wp14">
+<w:numbering xmlns:wpc="http://schemas.microsoft.com/office/word/2010/wordprocessingCanvas" xmlns:cx="http://schemas.microsoft.com/office/drawing/2014/chartex" xmlns:cx1="http://schemas.microsoft.com/office/drawing/2015/9/8/chartex" xmlns:cx2="http://schemas.microsoft.com/office/drawing/2015/10/21/chartex" xmlns:cx3="http://schemas.microsoft.com/office/drawing/2016/5/9/chartex" xmlns:cx4="http://schemas.microsoft.com/office/drawing/2016/5/10/chartex" xmlns:cx5="http://schemas.microsoft.com/office/drawing/2016/5/11/chartex" xmlns:cx6="http://schemas.microsoft.com/office/drawing/2016/5/12/chartex" xmlns:cx7="http://schemas.microsoft.com/office/drawing/2016/5/13/chartex" xmlns:cx8="http://schemas.microsoft.com/office/drawing/2016/5/14/chartex" xmlns:mc="http://schemas.openxmlformats.org/markup-compatibility/2006" xmlns:aink="http://schemas.microsoft.com/office/drawing/2016/ink" xmlns:am3d="http://schemas.microsoft.com/office/drawing/2017/model3d" xmlns:o="urn:schemas-microsoft-com:office:office" xmlns:oel="http://schemas.microsoft.com/office/2019/extlst" xmlns:r="http://schemas.openxmlformats.org/officeDocument/2006/relationships" xmlns:m="http://schemas.openxmlformats.org/officeDocument/2006/math" xmlns:v="urn:schemas-microsoft-com:vml" xmlns:wp14="http://schemas.microsoft.com/office/word/2010/wordprocessingDrawing" xmlns:wp="http://schemas.openxmlformats.org/drawingml/2006/wordprocessingDrawing" xmlns:w10="urn:schemas-microsoft-com:office:word" xmlns:w="http://schemas.openxmlformats.org/wordprocessingml/2006/main" xmlns:w14="http://schemas.microsoft.com/office/word/2010/wordml" xmlns:w15="http://schemas.microsoft.com/office/word/2012/wordml" xmlns:w16cex="http://schemas.microsoft.com/office/word/2018/wordml/cex" xmlns:w16cid="http://schemas.microsoft.com/office/word/2016/wordml/cid" xmlns:w16="http://schemas.microsoft.com/office/word/2018/wordml" xmlns:w16du="http://schemas.microsoft.com/office/word/2023/wordml/word16du" xmlns:w16sdtdh="http://schemas.microsoft.com/office/word/2020/wordml/sdtdatahash" xmlns:w16sdtfl="http://schemas.microsoft.com/office/word/2024/wordml/sdtformatlock" xmlns:w16se="http://schemas.microsoft.com/office/word/2015/wordml/symex" xmlns:wpg="http://schemas.microsoft.com/office/word/2010/wordprocessingGroup" xmlns:wpi="http://schemas.microsoft.com/office/word/2010/wordprocessingInk" xmlns:wne="http://schemas.microsoft.com/office/word/2006/wordml" xmlns:wps="http://schemas.microsoft.com/office/word/2010/wordprocessingShape" mc:Ignorable="w14 w15 w16se w16cid w16 w16cex w16sdtdh w16sdtfl w16du wp14">
   <w:abstractNum w:abstractNumId="0" w15:restartNumberingAfterBreak="0">
     <w:nsid w:val="106222DB"/>
     <w:multiLevelType w:val="hybridMultilevel"/>
@@ -24690,7 +24613,7 @@
 </file>
 
 <file path=word/styles.xml><?xml version="1.0" encoding="utf-8"?>
-<w:styles xmlns:mc="http://schemas.openxmlformats.org/markup-compatibility/2006" xmlns:r="http://schemas.openxmlformats.org/officeDocument/2006/relationships" xmlns:w="http://schemas.openxmlformats.org/wordprocessingml/2006/main" xmlns:w14="http://schemas.microsoft.com/office/word/2010/wordml" xmlns:w15="http://schemas.microsoft.com/office/word/2012/wordml" xmlns:w16cex="http://schemas.microsoft.com/office/word/2018/wordml/cex" xmlns:w16cid="http://schemas.microsoft.com/office/word/2016/wordml/cid" xmlns:w16="http://schemas.microsoft.com/office/word/2018/wordml" xmlns:w16du="http://schemas.microsoft.com/office/word/2023/wordml/word16du" xmlns:w16sdtdh="http://schemas.microsoft.com/office/word/2020/wordml/sdtdatahash" xmlns:w16se="http://schemas.microsoft.com/office/word/2015/wordml/symex" mc:Ignorable="w14 w15 w16se w16cid w16 w16cex w16sdtdh w16du">
+<w:styles xmlns:mc="http://schemas.openxmlformats.org/markup-compatibility/2006" xmlns:r="http://schemas.openxmlformats.org/officeDocument/2006/relationships" xmlns:w="http://schemas.openxmlformats.org/wordprocessingml/2006/main" xmlns:w14="http://schemas.microsoft.com/office/word/2010/wordml" xmlns:w15="http://schemas.microsoft.com/office/word/2012/wordml" xmlns:w16cex="http://schemas.microsoft.com/office/word/2018/wordml/cex" xmlns:w16cid="http://schemas.microsoft.com/office/word/2016/wordml/cid" xmlns:w16="http://schemas.microsoft.com/office/word/2018/wordml" xmlns:w16du="http://schemas.microsoft.com/office/word/2023/wordml/word16du" xmlns:w16sdtdh="http://schemas.microsoft.com/office/word/2020/wordml/sdtdatahash" xmlns:w16sdtfl="http://schemas.microsoft.com/office/word/2024/wordml/sdtformatlock" xmlns:w16se="http://schemas.microsoft.com/office/word/2015/wordml/symex" mc:Ignorable="w14 w15 w16se w16cid w16 w16cex w16sdtdh w16sdtfl w16du">
   <w:docDefaults>
     <w:rPrDefault>
       <w:rPr>
